--- a/src/content/poetry/15-lyublyu-tebya-petra-tvorene/ru.docx
+++ b/src/content/poetry/15-lyublyu-tebya-petra-tvorene/ru.docx
@@ -7,6 +7,565 @@
         <w:spacing w:after="0" w:line="240" w:lineRule="auto"/>
         <w:rPr>
           <w:rFonts w:ascii="Times New Roman" w:eastAsia="Times New Roman" w:hAnsi="Times New Roman" w:cs="Times New Roman"/>
+          <w:color w:val="000000"/>
+          <w:kern w:val="0"/>
+          <w:sz w:val="22"/>
+          <w:szCs w:val="22"/>
+          <w:lang w:eastAsia="ru-RU"/>
+          <w14:ligatures w14:val="none"/>
+        </w:rPr>
+      </w:pPr>
+      <w:r>
+        <w:rPr>
+          <w:rFonts w:ascii="Times New Roman" w:eastAsia="Times New Roman" w:hAnsi="Times New Roman" w:cs="Times New Roman"/>
+          <w:color w:val="000000"/>
+          <w:kern w:val="0"/>
+          <w:sz w:val="22"/>
+          <w:szCs w:val="22"/>
+          <w:lang w:eastAsia="ru-RU"/>
+          <w14:ligatures w14:val="none"/>
+        </w:rPr>
+        <w:t xml:space="preserve">Люблю тебя, Петра творенье,</w:t>
+      </w:r>
+    </w:p>
+    <w:p>
+      <w:pPr>
+        <w:spacing w:after="0" w:line="240" w:lineRule="auto"/>
+        <w:rPr>
+          <w:rFonts w:ascii="Times New Roman" w:eastAsia="Times New Roman" w:hAnsi="Times New Roman" w:cs="Times New Roman"/>
+          <w:color w:val="000000"/>
+          <w:kern w:val="0"/>
+          <w:sz w:val="22"/>
+          <w:szCs w:val="22"/>
+          <w:lang w:eastAsia="ru-RU"/>
+          <w14:ligatures w14:val="none"/>
+        </w:rPr>
+      </w:pPr>
+      <w:r>
+        <w:rPr>
+          <w:rFonts w:ascii="Times New Roman" w:eastAsia="Times New Roman" w:hAnsi="Times New Roman" w:cs="Times New Roman"/>
+          <w:color w:val="000000"/>
+          <w:kern w:val="0"/>
+          <w:sz w:val="22"/>
+          <w:szCs w:val="22"/>
+          <w:lang w:eastAsia="ru-RU"/>
+          <w14:ligatures w14:val="none"/>
+        </w:rPr>
+        <w:t>Где волны светлые Невы</w:t>
+      </w:r>
+    </w:p>
+    <w:p>
+      <w:pPr>
+        <w:spacing w:after="0" w:line="240" w:lineRule="auto"/>
+        <w:rPr>
+          <w:rFonts w:ascii="Times New Roman" w:eastAsia="Times New Roman" w:hAnsi="Times New Roman" w:cs="Times New Roman"/>
+          <w:color w:val="000000"/>
+          <w:kern w:val="0"/>
+          <w:sz w:val="22"/>
+          <w:szCs w:val="22"/>
+          <w:lang w:eastAsia="ru-RU"/>
+          <w14:ligatures w14:val="none"/>
+        </w:rPr>
+      </w:pPr>
+      <w:r>
+        <w:rPr>
+          <w:rFonts w:ascii="Times New Roman" w:eastAsia="Times New Roman" w:hAnsi="Times New Roman" w:cs="Times New Roman"/>
+          <w:color w:val="000000"/>
+          <w:kern w:val="0"/>
+          <w:sz w:val="22"/>
+          <w:szCs w:val="22"/>
+          <w:lang w:eastAsia="ru-RU"/>
+          <w14:ligatures w14:val="none"/>
+        </w:rPr>
+        <w:t>Несут сквозь время откровенье —</w:t>
+      </w:r>
+    </w:p>
+    <w:p>
+      <w:pPr>
+        <w:spacing w:after="0" w:line="240" w:lineRule="auto"/>
+        <w:rPr>
+          <w:rFonts w:ascii="Times New Roman" w:eastAsia="Times New Roman" w:hAnsi="Times New Roman" w:cs="Times New Roman"/>
+          <w:kern w:val="0"/>
+          <w:lang w:eastAsia="ru-RU"/>
+          <w14:ligatures w14:val="none"/>
+        </w:rPr>
+      </w:pPr>
+      <w:r>
+        <w:rPr>
+          <w:rFonts w:ascii="Times New Roman" w:eastAsia="Times New Roman" w:hAnsi="Times New Roman" w:cs="Times New Roman"/>
+          <w:color w:val="000000"/>
+          <w:kern w:val="0"/>
+          <w:sz w:val="22"/>
+          <w:szCs w:val="22"/>
+          <w:lang w:eastAsia="ru-RU"/>
+          <w14:ligatures w14:val="none"/>
+        </w:rPr>
+        <w:t>Что Град сей — зов живой Любви.</w:t>
+      </w:r>
+    </w:p>
+    <w:p>
+      <w:pPr>
+        <w:spacing w:after="0" w:line="240" w:lineRule="auto"/>
+        <w:rPr>
+          <w:rFonts w:ascii="Times New Roman" w:eastAsia="Times New Roman" w:hAnsi="Times New Roman" w:cs="Times New Roman"/>
+          <w:kern w:val="0"/>
+          <w:lang w:eastAsia="ru-RU"/>
+          <w14:ligatures w14:val="none"/>
+        </w:rPr>
+      </w:pPr>
+    </w:p>
+    <w:p>
+      <w:pPr>
+        <w:spacing w:after="0" w:line="240" w:lineRule="auto"/>
+        <w:rPr>
+          <w:rFonts w:ascii="Times New Roman" w:eastAsia="Times New Roman" w:hAnsi="Times New Roman" w:cs="Times New Roman"/>
+          <w:color w:val="000000"/>
+          <w:kern w:val="0"/>
+          <w:sz w:val="22"/>
+          <w:szCs w:val="22"/>
+          <w:lang w:eastAsia="ru-RU"/>
+          <w14:ligatures w14:val="none"/>
+        </w:rPr>
+      </w:pPr>
+      <w:r>
+        <w:rPr>
+          <w:rFonts w:ascii="Times New Roman" w:eastAsia="Times New Roman" w:hAnsi="Times New Roman" w:cs="Times New Roman"/>
+          <w:color w:val="000000"/>
+          <w:kern w:val="0"/>
+          <w:sz w:val="22"/>
+          <w:szCs w:val="22"/>
+          <w:lang w:eastAsia="ru-RU"/>
+          <w14:ligatures w14:val="none"/>
+        </w:rPr>
+        <w:t>Здесь камень дышит, мост звучит,</w:t>
+      </w:r>
+    </w:p>
+    <w:p>
+      <w:pPr>
+        <w:spacing w:after="0" w:line="240" w:lineRule="auto"/>
+        <w:rPr>
+          <w:rFonts w:ascii="Times New Roman" w:eastAsia="Times New Roman" w:hAnsi="Times New Roman" w:cs="Times New Roman"/>
+          <w:color w:val="000000"/>
+          <w:kern w:val="0"/>
+          <w:sz w:val="22"/>
+          <w:szCs w:val="22"/>
+          <w:lang w:eastAsia="ru-RU"/>
+          <w14:ligatures w14:val="none"/>
+        </w:rPr>
+      </w:pPr>
+      <w:r>
+        <w:rPr>
+          <w:rFonts w:ascii="Times New Roman" w:eastAsia="Times New Roman" w:hAnsi="Times New Roman" w:cs="Times New Roman"/>
+          <w:color w:val="000000"/>
+          <w:kern w:val="0"/>
+          <w:sz w:val="22"/>
+          <w:szCs w:val="22"/>
+          <w:lang w:eastAsia="ru-RU"/>
+          <w14:ligatures w14:val="none"/>
+        </w:rPr>
+        <w:t>И купол — словно око Бога.</w:t>
+      </w:r>
+    </w:p>
+    <w:p>
+      <w:pPr>
+        <w:spacing w:after="0" w:line="240" w:lineRule="auto"/>
+        <w:rPr>
+          <w:rFonts w:ascii="Times New Roman" w:eastAsia="Times New Roman" w:hAnsi="Times New Roman" w:cs="Times New Roman"/>
+          <w:color w:val="000000"/>
+          <w:kern w:val="0"/>
+          <w:sz w:val="22"/>
+          <w:szCs w:val="22"/>
+          <w:lang w:eastAsia="ru-RU"/>
+          <w14:ligatures w14:val="none"/>
+        </w:rPr>
+      </w:pPr>
+      <w:r>
+        <w:rPr>
+          <w:rFonts w:ascii="Times New Roman" w:eastAsia="Times New Roman" w:hAnsi="Times New Roman" w:cs="Times New Roman"/>
+          <w:color w:val="000000"/>
+          <w:kern w:val="0"/>
+          <w:sz w:val="22"/>
+          <w:szCs w:val="22"/>
+          <w:lang w:eastAsia="ru-RU"/>
+          <w14:ligatures w14:val="none"/>
+        </w:rPr>
+        <w:t>Здесь каждый шаг, как в тишине, стучит</w:t>
+      </w:r>
+    </w:p>
+    <w:p>
+      <w:pPr>
+        <w:spacing w:after="0" w:line="240" w:lineRule="auto"/>
+        <w:rPr>
+          <w:rFonts w:ascii="Times New Roman" w:eastAsia="Times New Roman" w:hAnsi="Times New Roman" w:cs="Times New Roman"/>
+          <w:kern w:val="0"/>
+          <w:lang w:eastAsia="ru-RU"/>
+          <w14:ligatures w14:val="none"/>
+        </w:rPr>
+      </w:pPr>
+      <w:r>
+        <w:rPr>
+          <w:rFonts w:ascii="Times New Roman" w:eastAsia="Times New Roman" w:hAnsi="Times New Roman" w:cs="Times New Roman"/>
+          <w:color w:val="000000"/>
+          <w:kern w:val="0"/>
+          <w:sz w:val="22"/>
+          <w:szCs w:val="22"/>
+          <w:lang w:eastAsia="ru-RU"/>
+          <w14:ligatures w14:val="none"/>
+        </w:rPr>
+        <w:t>Молитвой, скрытой от Итога.</w:t>
+      </w:r>
+    </w:p>
+    <w:p>
+      <w:pPr>
+        <w:spacing w:after="0" w:line="240" w:lineRule="auto"/>
+        <w:rPr>
+          <w:rFonts w:ascii="Times New Roman" w:eastAsia="Times New Roman" w:hAnsi="Times New Roman" w:cs="Times New Roman"/>
+          <w:kern w:val="0"/>
+          <w:lang w:eastAsia="ru-RU"/>
+          <w14:ligatures w14:val="none"/>
+        </w:rPr>
+      </w:pPr>
+    </w:p>
+    <w:p>
+      <w:pPr>
+        <w:spacing w:after="0" w:line="240" w:lineRule="auto"/>
+        <w:rPr>
+          <w:rFonts w:ascii="Times New Roman" w:eastAsia="Times New Roman" w:hAnsi="Times New Roman" w:cs="Times New Roman"/>
+          <w:kern w:val="0"/>
+          <w:lang w:eastAsia="ru-RU"/>
+          <w14:ligatures w14:val="none"/>
+        </w:rPr>
+      </w:pPr>
+      <w:r>
+        <w:rPr>
+          <w:rFonts w:ascii="Times New Roman" w:eastAsia="Times New Roman" w:hAnsi="Times New Roman" w:cs="Times New Roman"/>
+          <w:color w:val="000000"/>
+          <w:kern w:val="0"/>
+          <w:sz w:val="22"/>
+          <w:szCs w:val="22"/>
+          <w:lang w:eastAsia="ru-RU"/>
+          <w14:ligatures w14:val="none"/>
+        </w:rPr>
+        <w:t>Фонтанка льётся, будто речь Иоанна,</w:t>
+      </w:r>
+    </w:p>
+    <w:p>
+      <w:pPr>
+        <w:spacing w:after="0" w:line="240" w:lineRule="auto"/>
+        <w:rPr>
+          <w:rFonts w:ascii="Times New Roman" w:eastAsia="Times New Roman" w:hAnsi="Times New Roman" w:cs="Times New Roman"/>
+          <w:kern w:val="0"/>
+          <w:lang w:eastAsia="ru-RU"/>
+          <w14:ligatures w14:val="none"/>
+        </w:rPr>
+      </w:pPr>
+      <w:proofErr w:type="spellStart"/>
+      <w:r>
+        <w:rPr>
+          <w:rFonts w:ascii="Times New Roman" w:eastAsia="Times New Roman" w:hAnsi="Times New Roman" w:cs="Times New Roman"/>
+          <w:color w:val="000000"/>
+          <w:kern w:val="0"/>
+          <w:sz w:val="22"/>
+          <w:szCs w:val="22"/>
+          <w:lang w:eastAsia="ru-RU"/>
+          <w14:ligatures w14:val="none"/>
+        </w:rPr>
+        <w:t>Исакий</w:t>
+      </w:r>
+      <w:proofErr w:type="spellEnd"/>
+      <w:r>
+        <w:rPr>
+          <w:rFonts w:ascii="Times New Roman" w:eastAsia="Times New Roman" w:hAnsi="Times New Roman" w:cs="Times New Roman"/>
+          <w:color w:val="000000"/>
+          <w:kern w:val="0"/>
+          <w:sz w:val="22"/>
+          <w:szCs w:val="22"/>
+          <w:lang w:eastAsia="ru-RU"/>
+          <w14:ligatures w14:val="none"/>
+        </w:rPr>
+        <w:t xml:space="preserve"> стонет, как глухой псалом,</w:t>
+      </w:r>
+    </w:p>
+    <w:p>
+      <w:pPr>
+        <w:spacing w:after="0" w:line="240" w:lineRule="auto"/>
+        <w:rPr>
+          <w:rFonts w:ascii="Times New Roman" w:eastAsia="Times New Roman" w:hAnsi="Times New Roman" w:cs="Times New Roman"/>
+          <w:kern w:val="0"/>
+          <w:lang w:eastAsia="ru-RU"/>
+          <w14:ligatures w14:val="none"/>
+        </w:rPr>
+      </w:pPr>
+      <w:r>
+        <w:rPr>
+          <w:rFonts w:ascii="Times New Roman" w:eastAsia="Times New Roman" w:hAnsi="Times New Roman" w:cs="Times New Roman"/>
+          <w:color w:val="000000"/>
+          <w:kern w:val="0"/>
+          <w:sz w:val="22"/>
+          <w:szCs w:val="22"/>
+          <w:lang w:eastAsia="ru-RU"/>
+          <w14:ligatures w14:val="none"/>
+        </w:rPr>
+        <w:t>А бронзовый апостол без обмана</w:t>
+      </w:r>
+    </w:p>
+    <w:p>
+      <w:pPr>
+        <w:spacing w:after="0" w:line="240" w:lineRule="auto"/>
+        <w:rPr>
+          <w:rFonts w:ascii="Times New Roman" w:eastAsia="Times New Roman" w:hAnsi="Times New Roman" w:cs="Times New Roman"/>
+          <w:kern w:val="0"/>
+          <w:lang w:eastAsia="ru-RU"/>
+          <w14:ligatures w14:val="none"/>
+        </w:rPr>
+      </w:pPr>
+      <w:r>
+        <w:rPr>
+          <w:rFonts w:ascii="Times New Roman" w:eastAsia="Times New Roman" w:hAnsi="Times New Roman" w:cs="Times New Roman"/>
+          <w:color w:val="000000"/>
+          <w:kern w:val="0"/>
+          <w:sz w:val="22"/>
+          <w:szCs w:val="22"/>
+          <w:lang w:eastAsia="ru-RU"/>
+          <w14:ligatures w14:val="none"/>
+        </w:rPr>
+        <w:t xml:space="preserve">Шепчет: </w:t>
+      </w:r>
+      <w:r>
+        <w:rPr>
+          <w:rFonts w:ascii="Times New Roman" w:eastAsia="Times New Roman" w:hAnsi="Times New Roman" w:cs="Times New Roman"/>
+          <w:color w:val="000000"/>
+          <w:kern w:val="0"/>
+          <w:sz w:val="22"/>
+          <w:szCs w:val="22"/>
+          <w:lang w:eastAsia="ru-RU"/>
+          <w14:ligatures w14:val="none"/>
+        </w:rPr>
+        <w:t>«</w:t>
+      </w:r>
+      <w:r>
+        <w:rPr>
+          <w:rFonts w:ascii="Times New Roman" w:eastAsia="Times New Roman" w:hAnsi="Times New Roman" w:cs="Times New Roman"/>
+          <w:color w:val="000000"/>
+          <w:kern w:val="0"/>
+          <w:sz w:val="22"/>
+          <w:szCs w:val="22"/>
+          <w:lang w:eastAsia="ru-RU"/>
+          <w14:ligatures w14:val="none"/>
+        </w:rPr>
+        <w:t>Мир — не меч, но Дом</w:t>
+      </w:r>
+      <w:r>
+        <w:rPr>
+          <w:rFonts w:ascii="Times New Roman" w:eastAsia="Times New Roman" w:hAnsi="Times New Roman" w:cs="Times New Roman"/>
+          <w:color w:val="000000"/>
+          <w:kern w:val="0"/>
+          <w:sz w:val="22"/>
+          <w:szCs w:val="22"/>
+          <w:lang w:eastAsia="ru-RU"/>
+          <w14:ligatures w14:val="none"/>
+        </w:rPr>
+        <w:t>»</w:t>
+      </w:r>
+      <w:r>
+        <w:rPr>
+          <w:rFonts w:ascii="Times New Roman" w:eastAsia="Times New Roman" w:hAnsi="Times New Roman" w:cs="Times New Roman"/>
+          <w:color w:val="000000"/>
+          <w:kern w:val="0"/>
+          <w:sz w:val="22"/>
+          <w:szCs w:val="22"/>
+          <w:lang w:eastAsia="ru-RU"/>
+          <w14:ligatures w14:val="none"/>
+        </w:rPr>
+        <w:t>.</w:t>
+      </w:r>
+    </w:p>
+    <w:p>
+      <w:pPr>
+        <w:spacing w:after="0" w:line="240" w:lineRule="auto"/>
+        <w:rPr>
+          <w:rFonts w:ascii="Times New Roman" w:eastAsia="Times New Roman" w:hAnsi="Times New Roman" w:cs="Times New Roman"/>
+          <w:kern w:val="0"/>
+          <w:lang w:eastAsia="ru-RU"/>
+          <w14:ligatures w14:val="none"/>
+        </w:rPr>
+      </w:pPr>
+    </w:p>
+    <w:p>
+      <w:pPr>
+        <w:spacing w:after="0" w:line="240" w:lineRule="auto"/>
+        <w:rPr>
+          <w:rFonts w:ascii="Times New Roman" w:eastAsia="Times New Roman" w:hAnsi="Times New Roman" w:cs="Times New Roman"/>
+          <w:color w:val="000000"/>
+          <w:kern w:val="0"/>
+          <w:sz w:val="22"/>
+          <w:szCs w:val="22"/>
+          <w:lang w:eastAsia="ru-RU"/>
+          <w14:ligatures w14:val="none"/>
+        </w:rPr>
+      </w:pPr>
+      <w:r>
+        <w:rPr>
+          <w:rFonts w:ascii="Times New Roman" w:eastAsia="Times New Roman" w:hAnsi="Times New Roman" w:cs="Times New Roman"/>
+          <w:color w:val="000000"/>
+          <w:kern w:val="0"/>
+          <w:sz w:val="22"/>
+          <w:szCs w:val="22"/>
+          <w:lang w:eastAsia="ru-RU"/>
+          <w14:ligatures w14:val="none"/>
+        </w:rPr>
+        <w:t>Люблю тебя, о град живой,</w:t>
+      </w:r>
+    </w:p>
+    <w:p>
+      <w:pPr>
+        <w:spacing w:after="0" w:line="240" w:lineRule="auto"/>
+        <w:rPr>
+          <w:rFonts w:ascii="Times New Roman" w:eastAsia="Times New Roman" w:hAnsi="Times New Roman" w:cs="Times New Roman"/>
+          <w:color w:val="000000"/>
+          <w:kern w:val="0"/>
+          <w:sz w:val="22"/>
+          <w:szCs w:val="22"/>
+          <w:lang w:eastAsia="ru-RU"/>
+          <w14:ligatures w14:val="none"/>
+        </w:rPr>
+      </w:pPr>
+      <w:r>
+        <w:rPr>
+          <w:rFonts w:ascii="Times New Roman" w:eastAsia="Times New Roman" w:hAnsi="Times New Roman" w:cs="Times New Roman"/>
+          <w:color w:val="000000"/>
+          <w:kern w:val="0"/>
+          <w:sz w:val="22"/>
+          <w:szCs w:val="22"/>
+          <w:lang w:eastAsia="ru-RU"/>
+          <w14:ligatures w14:val="none"/>
+        </w:rPr>
+        <w:t>Где крест не давит, а сияет.</w:t>
+      </w:r>
+    </w:p>
+    <w:p>
+      <w:pPr>
+        <w:spacing w:after="0" w:line="240" w:lineRule="auto"/>
+        <w:rPr>
+          <w:rFonts w:ascii="Times New Roman" w:eastAsia="Times New Roman" w:hAnsi="Times New Roman" w:cs="Times New Roman"/>
+          <w:color w:val="000000"/>
+          <w:kern w:val="0"/>
+          <w:sz w:val="22"/>
+          <w:szCs w:val="22"/>
+          <w:lang w:eastAsia="ru-RU"/>
+          <w14:ligatures w14:val="none"/>
+        </w:rPr>
+      </w:pPr>
+      <w:r>
+        <w:rPr>
+          <w:rFonts w:ascii="Times New Roman" w:eastAsia="Times New Roman" w:hAnsi="Times New Roman" w:cs="Times New Roman"/>
+          <w:color w:val="000000"/>
+          <w:kern w:val="0"/>
+          <w:sz w:val="22"/>
+          <w:szCs w:val="22"/>
+          <w:lang w:eastAsia="ru-RU"/>
+          <w14:ligatures w14:val="none"/>
+        </w:rPr>
+        <w:t>Ты — храм, где Бог — не над,</w:t>
+      </w:r>
+      <w:r>
+        <w:rPr>
+          <w:rFonts w:ascii="Times New Roman" w:eastAsia="Times New Roman" w:hAnsi="Times New Roman" w:cs="Times New Roman"/>
+          <w:color w:val="000000"/>
+          <w:kern w:val="0"/>
+          <w:sz w:val="22"/>
+          <w:szCs w:val="22"/>
+          <w:lang w:eastAsia="ru-RU"/>
+          <w14:ligatures w14:val="none"/>
+        </w:rPr>
+        <w:t xml:space="preserve"> </w:t>
+      </w:r>
+      <w:r>
+        <w:rPr>
+          <w:rFonts w:ascii="Times New Roman" w:eastAsia="Times New Roman" w:hAnsi="Times New Roman" w:cs="Times New Roman"/>
+          <w:color w:val="000000"/>
+          <w:kern w:val="0"/>
+          <w:sz w:val="22"/>
+          <w:szCs w:val="22"/>
+          <w:lang w:eastAsia="ru-RU"/>
+          <w14:ligatures w14:val="none"/>
+        </w:rPr>
+        <w:t>с тобой,</w:t>
+      </w:r>
+    </w:p>
+    <w:p>
+      <w:pPr>
+        <w:spacing w:after="0" w:line="240" w:lineRule="auto"/>
+        <w:rPr>
+          <w:rFonts w:ascii="Times New Roman" w:eastAsia="Times New Roman" w:hAnsi="Times New Roman" w:cs="Times New Roman"/>
+          <w:kern w:val="0"/>
+          <w:lang w:eastAsia="ru-RU"/>
+          <w14:ligatures w14:val="none"/>
+        </w:rPr>
+      </w:pPr>
+      <w:r>
+        <w:rPr>
+          <w:rFonts w:ascii="Times New Roman" w:eastAsia="Times New Roman" w:hAnsi="Times New Roman" w:cs="Times New Roman"/>
+          <w:color w:val="000000"/>
+          <w:kern w:val="0"/>
+          <w:sz w:val="22"/>
+          <w:szCs w:val="22"/>
+          <w:lang w:eastAsia="ru-RU"/>
+          <w14:ligatures w14:val="none"/>
+        </w:rPr>
+        <w:t>Где даже ночь Христа вдыхает.</w:t>
+      </w:r>
+    </w:p>
+    <w:p>
+      <w:pPr>
+        <w:spacing w:after="0" w:line="240" w:lineRule="auto"/>
+        <w:rPr>
+          <w:rFonts w:ascii="Times New Roman" w:eastAsia="Times New Roman" w:hAnsi="Times New Roman" w:cs="Times New Roman"/>
+          <w:kern w:val="0"/>
+          <w:lang w:eastAsia="ru-RU"/>
+          <w14:ligatures w14:val="none"/>
+        </w:rPr>
+      </w:pPr>
+    </w:p>
+    <w:p>
+      <w:pPr>
+        <w:spacing w:after="0" w:line="240" w:lineRule="auto"/>
+        <w:rPr>
+          <w:rFonts w:ascii="Times New Roman" w:eastAsia="Times New Roman" w:hAnsi="Times New Roman" w:cs="Times New Roman"/>
+          <w:kern w:val="0"/>
+          <w:lang w:eastAsia="ru-RU"/>
+          <w14:ligatures w14:val="none"/>
+        </w:rPr>
+      </w:pPr>
+      <w:r>
+        <w:rPr>
+          <w:rFonts w:ascii="Times New Roman" w:eastAsia="Times New Roman" w:hAnsi="Times New Roman" w:cs="Times New Roman"/>
+          <w:color w:val="000000"/>
+          <w:kern w:val="0"/>
+          <w:sz w:val="22"/>
+          <w:szCs w:val="22"/>
+          <w:lang w:eastAsia="ru-RU"/>
+          <w14:ligatures w14:val="none"/>
+        </w:rPr>
+        <w:t>***</w:t>
+      </w:r>
+    </w:p>
+    <w:p>
+      <w:pPr>
+        <w:spacing w:after="0" w:line="240" w:lineRule="auto"/>
+        <w:rPr>
+          <w:rFonts w:ascii="Times New Roman" w:eastAsia="Times New Roman" w:hAnsi="Times New Roman" w:cs="Times New Roman"/>
+          <w:kern w:val="0"/>
+          <w:lang w:eastAsia="ru-RU"/>
+          <w14:ligatures w14:val="none"/>
+        </w:rPr>
+      </w:pPr>
+    </w:p>
+    <w:p>
+      <w:pPr>
+        <w:spacing w:after="0" w:line="240" w:lineRule="auto"/>
+        <w:rPr>
+          <w:rFonts w:ascii="Times New Roman" w:eastAsia="Times New Roman" w:hAnsi="Times New Roman" w:cs="Times New Roman"/>
           <w:b/>
           <w:bCs/>
           <w:color w:val="000000"/>
@@ -29,240 +588,34 @@
           <w:lang w:eastAsia="ru-RU"/>
           <w14:ligatures w14:val="none"/>
         </w:rPr>
-        <w:t>Люблю тебя, Петра творенье,</w:t>
-      </w:r>
-    </w:p>
-    <w:p>
-      <w:pPr>
-        <w:spacing w:after="0" w:line="240" w:lineRule="auto"/>
-        <w:rPr>
-          <w:rFonts w:ascii="Times New Roman" w:eastAsia="Times New Roman" w:hAnsi="Times New Roman" w:cs="Times New Roman"/>
-          <w:color w:val="000000"/>
-          <w:kern w:val="0"/>
-          <w:sz w:val="22"/>
-          <w:szCs w:val="22"/>
-          <w:lang w:eastAsia="ru-RU"/>
-          <w14:ligatures w14:val="none"/>
-        </w:rPr>
-      </w:pPr>
-      <w:r>
-        <w:rPr>
-          <w:rFonts w:ascii="Times New Roman" w:eastAsia="Times New Roman" w:hAnsi="Times New Roman" w:cs="Times New Roman"/>
-          <w:color w:val="000000"/>
-          <w:kern w:val="0"/>
-          <w:sz w:val="22"/>
-          <w:szCs w:val="22"/>
-          <w:lang w:eastAsia="ru-RU"/>
-          <w14:ligatures w14:val="none"/>
-        </w:rPr>
-        <w:t>Где волны светлые Невы</w:t>
-      </w:r>
-    </w:p>
-    <w:p>
-      <w:pPr>
-        <w:spacing w:after="0" w:line="240" w:lineRule="auto"/>
-        <w:rPr>
-          <w:rFonts w:ascii="Times New Roman" w:eastAsia="Times New Roman" w:hAnsi="Times New Roman" w:cs="Times New Roman"/>
-          <w:color w:val="000000"/>
-          <w:kern w:val="0"/>
-          <w:sz w:val="22"/>
-          <w:szCs w:val="22"/>
-          <w:lang w:eastAsia="ru-RU"/>
-          <w14:ligatures w14:val="none"/>
-        </w:rPr>
-      </w:pPr>
-      <w:r>
-        <w:rPr>
-          <w:rFonts w:ascii="Times New Roman" w:eastAsia="Times New Roman" w:hAnsi="Times New Roman" w:cs="Times New Roman"/>
-          <w:color w:val="000000"/>
-          <w:kern w:val="0"/>
-          <w:sz w:val="22"/>
-          <w:szCs w:val="22"/>
-          <w:lang w:eastAsia="ru-RU"/>
-          <w14:ligatures w14:val="none"/>
-        </w:rPr>
-        <w:t>Несут сквозь время откровенье —</w:t>
-      </w:r>
-    </w:p>
-    <w:p>
-      <w:pPr>
-        <w:spacing w:after="0" w:line="240" w:lineRule="auto"/>
-        <w:rPr>
-          <w:rFonts w:ascii="Times New Roman" w:eastAsia="Times New Roman" w:hAnsi="Times New Roman" w:cs="Times New Roman"/>
-          <w:kern w:val="0"/>
-          <w:lang w:eastAsia="ru-RU"/>
-          <w14:ligatures w14:val="none"/>
-        </w:rPr>
-      </w:pPr>
-      <w:r>
-        <w:rPr>
-          <w:rFonts w:ascii="Times New Roman" w:eastAsia="Times New Roman" w:hAnsi="Times New Roman" w:cs="Times New Roman"/>
-          <w:color w:val="000000"/>
-          <w:kern w:val="0"/>
-          <w:sz w:val="22"/>
-          <w:szCs w:val="22"/>
-          <w:lang w:eastAsia="ru-RU"/>
-          <w14:ligatures w14:val="none"/>
-        </w:rPr>
-        <w:t>Что Град сей — зов живой Любви.</w:t>
-      </w:r>
-    </w:p>
-    <w:p>
-      <w:pPr>
-        <w:spacing w:after="0" w:line="240" w:lineRule="auto"/>
-        <w:rPr>
-          <w:rFonts w:ascii="Times New Roman" w:eastAsia="Times New Roman" w:hAnsi="Times New Roman" w:cs="Times New Roman"/>
-          <w:kern w:val="0"/>
-          <w:lang w:eastAsia="ru-RU"/>
-          <w14:ligatures w14:val="none"/>
-        </w:rPr>
-      </w:pPr>
-    </w:p>
-    <w:p>
-      <w:pPr>
-        <w:spacing w:after="0" w:line="240" w:lineRule="auto"/>
-        <w:rPr>
-          <w:rFonts w:ascii="Times New Roman" w:eastAsia="Times New Roman" w:hAnsi="Times New Roman" w:cs="Times New Roman"/>
-          <w:color w:val="000000"/>
-          <w:kern w:val="0"/>
-          <w:sz w:val="22"/>
-          <w:szCs w:val="22"/>
-          <w:lang w:eastAsia="ru-RU"/>
-          <w14:ligatures w14:val="none"/>
-        </w:rPr>
-      </w:pPr>
-      <w:r>
-        <w:rPr>
-          <w:rFonts w:ascii="Times New Roman" w:eastAsia="Times New Roman" w:hAnsi="Times New Roman" w:cs="Times New Roman"/>
-          <w:color w:val="000000"/>
-          <w:kern w:val="0"/>
-          <w:sz w:val="22"/>
-          <w:szCs w:val="22"/>
-          <w:lang w:eastAsia="ru-RU"/>
-          <w14:ligatures w14:val="none"/>
-        </w:rPr>
-        <w:t>Здесь камень дышит, мост звучит,</w:t>
-      </w:r>
-    </w:p>
-    <w:p>
-      <w:pPr>
-        <w:spacing w:after="0" w:line="240" w:lineRule="auto"/>
-        <w:rPr>
-          <w:rFonts w:ascii="Times New Roman" w:eastAsia="Times New Roman" w:hAnsi="Times New Roman" w:cs="Times New Roman"/>
-          <w:color w:val="000000"/>
-          <w:kern w:val="0"/>
-          <w:sz w:val="22"/>
-          <w:szCs w:val="22"/>
-          <w:lang w:eastAsia="ru-RU"/>
-          <w14:ligatures w14:val="none"/>
-        </w:rPr>
-      </w:pPr>
-      <w:r>
-        <w:rPr>
-          <w:rFonts w:ascii="Times New Roman" w:eastAsia="Times New Roman" w:hAnsi="Times New Roman" w:cs="Times New Roman"/>
-          <w:color w:val="000000"/>
-          <w:kern w:val="0"/>
-          <w:sz w:val="22"/>
-          <w:szCs w:val="22"/>
-          <w:lang w:eastAsia="ru-RU"/>
-          <w14:ligatures w14:val="none"/>
-        </w:rPr>
-        <w:t>И купол — словно око Бога.</w:t>
-      </w:r>
-    </w:p>
-    <w:p>
-      <w:pPr>
-        <w:spacing w:after="0" w:line="240" w:lineRule="auto"/>
-        <w:rPr>
-          <w:rFonts w:ascii="Times New Roman" w:eastAsia="Times New Roman" w:hAnsi="Times New Roman" w:cs="Times New Roman"/>
-          <w:color w:val="000000"/>
-          <w:kern w:val="0"/>
-          <w:sz w:val="22"/>
-          <w:szCs w:val="22"/>
-          <w:lang w:eastAsia="ru-RU"/>
-          <w14:ligatures w14:val="none"/>
-        </w:rPr>
-      </w:pPr>
-      <w:r>
-        <w:rPr>
-          <w:rFonts w:ascii="Times New Roman" w:eastAsia="Times New Roman" w:hAnsi="Times New Roman" w:cs="Times New Roman"/>
-          <w:color w:val="000000"/>
-          <w:kern w:val="0"/>
-          <w:sz w:val="22"/>
-          <w:szCs w:val="22"/>
-          <w:lang w:eastAsia="ru-RU"/>
-          <w14:ligatures w14:val="none"/>
-        </w:rPr>
-        <w:t>Здесь каждый шаг, как в тишине, стучит</w:t>
-      </w:r>
-    </w:p>
-    <w:p>
-      <w:pPr>
-        <w:spacing w:after="0" w:line="240" w:lineRule="auto"/>
-        <w:rPr>
-          <w:rFonts w:ascii="Times New Roman" w:eastAsia="Times New Roman" w:hAnsi="Times New Roman" w:cs="Times New Roman"/>
-          <w:kern w:val="0"/>
-          <w:lang w:eastAsia="ru-RU"/>
-          <w14:ligatures w14:val="none"/>
-        </w:rPr>
-      </w:pPr>
-      <w:r>
-        <w:rPr>
-          <w:rFonts w:ascii="Times New Roman" w:eastAsia="Times New Roman" w:hAnsi="Times New Roman" w:cs="Times New Roman"/>
-          <w:color w:val="000000"/>
-          <w:kern w:val="0"/>
-          <w:sz w:val="22"/>
-          <w:szCs w:val="22"/>
-          <w:lang w:eastAsia="ru-RU"/>
-          <w14:ligatures w14:val="none"/>
-        </w:rPr>
-        <w:t>Молитвой, скрытой от Итога.</w:t>
-      </w:r>
-    </w:p>
-    <w:p>
-      <w:pPr>
-        <w:spacing w:after="0" w:line="240" w:lineRule="auto"/>
-        <w:rPr>
-          <w:rFonts w:ascii="Times New Roman" w:eastAsia="Times New Roman" w:hAnsi="Times New Roman" w:cs="Times New Roman"/>
-          <w:kern w:val="0"/>
-          <w:lang w:eastAsia="ru-RU"/>
-          <w14:ligatures w14:val="none"/>
-        </w:rPr>
-      </w:pPr>
-    </w:p>
-    <w:p>
-      <w:pPr>
-        <w:spacing w:after="0" w:line="240" w:lineRule="auto"/>
-        <w:rPr>
-          <w:rFonts w:ascii="Times New Roman" w:eastAsia="Times New Roman" w:hAnsi="Times New Roman" w:cs="Times New Roman"/>
-          <w:kern w:val="0"/>
-          <w:lang w:eastAsia="ru-RU"/>
-          <w14:ligatures w14:val="none"/>
-        </w:rPr>
-      </w:pPr>
-      <w:r>
-        <w:rPr>
-          <w:rFonts w:ascii="Times New Roman" w:eastAsia="Times New Roman" w:hAnsi="Times New Roman" w:cs="Times New Roman"/>
-          <w:color w:val="000000"/>
-          <w:kern w:val="0"/>
-          <w:sz w:val="22"/>
-          <w:szCs w:val="22"/>
-          <w:lang w:eastAsia="ru-RU"/>
-          <w14:ligatures w14:val="none"/>
-        </w:rPr>
-        <w:t>Фонтанка льётся, будто речь Иоанна,</w:t>
-      </w:r>
-    </w:p>
-    <w:p>
-      <w:pPr>
-        <w:spacing w:after="0" w:line="240" w:lineRule="auto"/>
-        <w:rPr>
-          <w:rFonts w:ascii="Times New Roman" w:eastAsia="Times New Roman" w:hAnsi="Times New Roman" w:cs="Times New Roman"/>
-          <w:kern w:val="0"/>
-          <w:lang w:eastAsia="ru-RU"/>
-          <w14:ligatures w14:val="none"/>
-        </w:rPr>
-      </w:pPr>
+        <w:t>Я — город не царей, но Ожиданья,</w:t>
+      </w:r>
+    </w:p>
+    <w:p>
+      <w:pPr>
+        <w:spacing w:after="0" w:line="240" w:lineRule="auto"/>
+        <w:rPr>
+          <w:rFonts w:ascii="Times New Roman" w:eastAsia="Times New Roman" w:hAnsi="Times New Roman" w:cs="Times New Roman"/>
+          <w:color w:val="000000"/>
+          <w:kern w:val="0"/>
+          <w:sz w:val="22"/>
+          <w:szCs w:val="22"/>
+          <w:lang w:eastAsia="ru-RU"/>
+          <w14:ligatures w14:val="none"/>
+        </w:rPr>
+      </w:pPr>
+      <w:r>
+        <w:rPr>
+          <w:rFonts w:ascii="Times New Roman" w:eastAsia="Times New Roman" w:hAnsi="Times New Roman" w:cs="Times New Roman"/>
+          <w:color w:val="000000"/>
+          <w:kern w:val="0"/>
+          <w:sz w:val="22"/>
+          <w:szCs w:val="22"/>
+          <w:lang w:eastAsia="ru-RU"/>
+          <w14:ligatures w14:val="none"/>
+        </w:rPr>
+        <w:t xml:space="preserve">Я — Прах и Свет, Я — Путь и </w:t>
+      </w:r>
       <w:proofErr w:type="spellStart"/>
       <w:r>
         <w:rPr>
@@ -274,7 +627,7 @@
           <w:lang w:eastAsia="ru-RU"/>
           <w14:ligatures w14:val="none"/>
         </w:rPr>
-        <w:t>Исакий</w:t>
+        <w:t>Перепуть</w:t>
       </w:r>
       <w:proofErr w:type="spellEnd"/>
       <w:r>
@@ -287,53 +640,395 @@
           <w:lang w:eastAsia="ru-RU"/>
           <w14:ligatures w14:val="none"/>
         </w:rPr>
-        <w:t xml:space="preserve"> стонет, как глухой псалом,</w:t>
-      </w:r>
-    </w:p>
-    <w:p>
-      <w:pPr>
-        <w:spacing w:after="0" w:line="240" w:lineRule="auto"/>
-        <w:rPr>
-          <w:rFonts w:ascii="Times New Roman" w:eastAsia="Times New Roman" w:hAnsi="Times New Roman" w:cs="Times New Roman"/>
-          <w:kern w:val="0"/>
-          <w:lang w:eastAsia="ru-RU"/>
-          <w14:ligatures w14:val="none"/>
-        </w:rPr>
-      </w:pPr>
-      <w:r>
-        <w:rPr>
-          <w:rFonts w:ascii="Times New Roman" w:eastAsia="Times New Roman" w:hAnsi="Times New Roman" w:cs="Times New Roman"/>
-          <w:color w:val="000000"/>
-          <w:kern w:val="0"/>
-          <w:sz w:val="22"/>
-          <w:szCs w:val="22"/>
-          <w:lang w:eastAsia="ru-RU"/>
-          <w14:ligatures w14:val="none"/>
-        </w:rPr>
-        <w:t>А бронзовый апостол без обмана</w:t>
-      </w:r>
-    </w:p>
-    <w:p>
-      <w:pPr>
-        <w:spacing w:after="0" w:line="240" w:lineRule="auto"/>
-        <w:rPr>
-          <w:rFonts w:ascii="Times New Roman" w:eastAsia="Times New Roman" w:hAnsi="Times New Roman" w:cs="Times New Roman"/>
-          <w:kern w:val="0"/>
-          <w:lang w:eastAsia="ru-RU"/>
-          <w14:ligatures w14:val="none"/>
-        </w:rPr>
-      </w:pPr>
-      <w:r>
-        <w:rPr>
-          <w:rFonts w:ascii="Times New Roman" w:eastAsia="Times New Roman" w:hAnsi="Times New Roman" w:cs="Times New Roman"/>
-          <w:color w:val="000000"/>
-          <w:kern w:val="0"/>
-          <w:sz w:val="22"/>
-          <w:szCs w:val="22"/>
-          <w:lang w:eastAsia="ru-RU"/>
-          <w14:ligatures w14:val="none"/>
-        </w:rPr>
-        <w:t xml:space="preserve">Шепчет: </w:t>
+        <w:t>.</w:t>
+      </w:r>
+    </w:p>
+    <w:p>
+      <w:pPr>
+        <w:spacing w:after="0" w:line="240" w:lineRule="auto"/>
+        <w:rPr>
+          <w:rFonts w:ascii="Times New Roman" w:eastAsia="Times New Roman" w:hAnsi="Times New Roman" w:cs="Times New Roman"/>
+          <w:color w:val="000000"/>
+          <w:kern w:val="0"/>
+          <w:sz w:val="22"/>
+          <w:szCs w:val="22"/>
+          <w:lang w:eastAsia="ru-RU"/>
+          <w14:ligatures w14:val="none"/>
+        </w:rPr>
+      </w:pPr>
+      <w:r>
+        <w:rPr>
+          <w:rFonts w:ascii="Times New Roman" w:eastAsia="Times New Roman" w:hAnsi="Times New Roman" w:cs="Times New Roman"/>
+          <w:color w:val="000000"/>
+          <w:kern w:val="0"/>
+          <w:sz w:val="22"/>
+          <w:szCs w:val="22"/>
+          <w:lang w:eastAsia="ru-RU"/>
+          <w14:ligatures w14:val="none"/>
+        </w:rPr>
+        <w:t>Во мне стоят дворцы, как покаянье,</w:t>
+      </w:r>
+    </w:p>
+    <w:p>
+      <w:pPr>
+        <w:spacing w:after="0" w:line="240" w:lineRule="auto"/>
+        <w:rPr>
+          <w:rFonts w:ascii="Times New Roman" w:eastAsia="Times New Roman" w:hAnsi="Times New Roman" w:cs="Times New Roman"/>
+          <w:kern w:val="0"/>
+          <w:lang w:eastAsia="ru-RU"/>
+          <w14:ligatures w14:val="none"/>
+        </w:rPr>
+      </w:pPr>
+      <w:r>
+        <w:rPr>
+          <w:rFonts w:ascii="Times New Roman" w:eastAsia="Times New Roman" w:hAnsi="Times New Roman" w:cs="Times New Roman"/>
+          <w:color w:val="000000"/>
+          <w:kern w:val="0"/>
+          <w:sz w:val="22"/>
+          <w:szCs w:val="22"/>
+          <w:lang w:eastAsia="ru-RU"/>
+          <w14:ligatures w14:val="none"/>
+        </w:rPr>
+        <w:t>И каждый камень помнит Божью суть.</w:t>
+      </w:r>
+    </w:p>
+    <w:p>
+      <w:pPr>
+        <w:spacing w:after="0" w:line="240" w:lineRule="auto"/>
+        <w:rPr>
+          <w:rFonts w:ascii="Times New Roman" w:eastAsia="Times New Roman" w:hAnsi="Times New Roman" w:cs="Times New Roman"/>
+          <w:kern w:val="0"/>
+          <w:lang w:eastAsia="ru-RU"/>
+          <w14:ligatures w14:val="none"/>
+        </w:rPr>
+      </w:pPr>
+    </w:p>
+    <w:p>
+      <w:pPr>
+        <w:spacing w:after="0" w:line="240" w:lineRule="auto"/>
+        <w:rPr>
+          <w:rFonts w:ascii="Times New Roman" w:eastAsia="Times New Roman" w:hAnsi="Times New Roman" w:cs="Times New Roman"/>
+          <w:color w:val="000000"/>
+          <w:kern w:val="0"/>
+          <w:sz w:val="22"/>
+          <w:szCs w:val="22"/>
+          <w:lang w:eastAsia="ru-RU"/>
+          <w14:ligatures w14:val="none"/>
+        </w:rPr>
+      </w:pPr>
+      <w:r>
+        <w:rPr>
+          <w:rFonts w:ascii="Times New Roman" w:eastAsia="Times New Roman" w:hAnsi="Times New Roman" w:cs="Times New Roman"/>
+          <w:color w:val="000000"/>
+          <w:kern w:val="0"/>
+          <w:sz w:val="22"/>
+          <w:szCs w:val="22"/>
+          <w:lang w:eastAsia="ru-RU"/>
+          <w14:ligatures w14:val="none"/>
+        </w:rPr>
+        <w:t>Я знал костры, и пули, и мороз,</w:t>
+      </w:r>
+    </w:p>
+    <w:p>
+      <w:pPr>
+        <w:spacing w:after="0" w:line="240" w:lineRule="auto"/>
+        <w:rPr>
+          <w:rFonts w:ascii="Times New Roman" w:eastAsia="Times New Roman" w:hAnsi="Times New Roman" w:cs="Times New Roman"/>
+          <w:color w:val="000000"/>
+          <w:kern w:val="0"/>
+          <w:sz w:val="22"/>
+          <w:szCs w:val="22"/>
+          <w:lang w:eastAsia="ru-RU"/>
+          <w14:ligatures w14:val="none"/>
+        </w:rPr>
+      </w:pPr>
+      <w:r>
+        <w:rPr>
+          <w:rFonts w:ascii="Times New Roman" w:eastAsia="Times New Roman" w:hAnsi="Times New Roman" w:cs="Times New Roman"/>
+          <w:color w:val="000000"/>
+          <w:kern w:val="0"/>
+          <w:sz w:val="22"/>
+          <w:szCs w:val="22"/>
+          <w:lang w:eastAsia="ru-RU"/>
+          <w14:ligatures w14:val="none"/>
+        </w:rPr>
+        <w:t>Во мне слагалась песнь из стона гибели.</w:t>
+      </w:r>
+    </w:p>
+    <w:p>
+      <w:pPr>
+        <w:spacing w:after="0" w:line="240" w:lineRule="auto"/>
+        <w:rPr>
+          <w:rFonts w:ascii="Times New Roman" w:eastAsia="Times New Roman" w:hAnsi="Times New Roman" w:cs="Times New Roman"/>
+          <w:color w:val="000000"/>
+          <w:kern w:val="0"/>
+          <w:sz w:val="22"/>
+          <w:szCs w:val="22"/>
+          <w:lang w:eastAsia="ru-RU"/>
+          <w14:ligatures w14:val="none"/>
+        </w:rPr>
+      </w:pPr>
+      <w:r>
+        <w:rPr>
+          <w:rFonts w:ascii="Times New Roman" w:eastAsia="Times New Roman" w:hAnsi="Times New Roman" w:cs="Times New Roman"/>
+          <w:color w:val="000000"/>
+          <w:kern w:val="0"/>
+          <w:sz w:val="22"/>
+          <w:szCs w:val="22"/>
+          <w:lang w:eastAsia="ru-RU"/>
+          <w14:ligatures w14:val="none"/>
+        </w:rPr>
+        <w:t>Я замерзал — чтоб Человеком шёл</w:t>
+      </w:r>
+    </w:p>
+    <w:p>
+      <w:pPr>
+        <w:spacing w:after="0" w:line="240" w:lineRule="auto"/>
+        <w:rPr>
+          <w:rFonts w:ascii="Times New Roman" w:eastAsia="Times New Roman" w:hAnsi="Times New Roman" w:cs="Times New Roman"/>
+          <w:color w:val="000000"/>
+          <w:kern w:val="0"/>
+          <w:sz w:val="22"/>
+          <w:szCs w:val="22"/>
+          <w:lang w:eastAsia="ru-RU"/>
+          <w14:ligatures w14:val="none"/>
+        </w:rPr>
+      </w:pPr>
+      <w:r>
+        <w:rPr>
+          <w:rFonts w:ascii="Times New Roman" w:eastAsia="Times New Roman" w:hAnsi="Times New Roman" w:cs="Times New Roman"/>
+          <w:color w:val="000000"/>
+          <w:kern w:val="0"/>
+          <w:sz w:val="22"/>
+          <w:szCs w:val="22"/>
+          <w:lang w:eastAsia="ru-RU"/>
+          <w14:ligatures w14:val="none"/>
+        </w:rPr>
+        <w:t>Не в бронзе Бог, а в тех, кто стали Сильными.</w:t>
+      </w:r>
+    </w:p>
+    <w:p>
+      <w:pPr>
+        <w:spacing w:after="0" w:line="240" w:lineRule="auto"/>
+        <w:rPr>
+          <w:rFonts w:ascii="Times New Roman" w:eastAsia="Times New Roman" w:hAnsi="Times New Roman" w:cs="Times New Roman"/>
+          <w:kern w:val="0"/>
+          <w:lang w:eastAsia="ru-RU"/>
+          <w14:ligatures w14:val="none"/>
+        </w:rPr>
+      </w:pPr>
+    </w:p>
+    <w:p>
+      <w:pPr>
+        <w:spacing w:after="0" w:line="240" w:lineRule="auto"/>
+        <w:rPr>
+          <w:rFonts w:ascii="Times New Roman" w:eastAsia="Times New Roman" w:hAnsi="Times New Roman" w:cs="Times New Roman"/>
+          <w:color w:val="000000"/>
+          <w:kern w:val="0"/>
+          <w:sz w:val="22"/>
+          <w:szCs w:val="22"/>
+          <w:lang w:eastAsia="ru-RU"/>
+          <w14:ligatures w14:val="none"/>
+        </w:rPr>
+      </w:pPr>
+      <w:r>
+        <w:rPr>
+          <w:rFonts w:ascii="Times New Roman" w:eastAsia="Times New Roman" w:hAnsi="Times New Roman" w:cs="Times New Roman"/>
+          <w:color w:val="000000"/>
+          <w:kern w:val="0"/>
+          <w:sz w:val="22"/>
+          <w:szCs w:val="22"/>
+          <w:lang w:eastAsia="ru-RU"/>
+          <w14:ligatures w14:val="none"/>
+        </w:rPr>
+        <w:t>Я знал огонь, что выжигал сердца,</w:t>
+      </w:r>
+    </w:p>
+    <w:p>
+      <w:pPr>
+        <w:spacing w:after="0" w:line="240" w:lineRule="auto"/>
+        <w:rPr>
+          <w:rFonts w:ascii="Times New Roman" w:eastAsia="Times New Roman" w:hAnsi="Times New Roman" w:cs="Times New Roman"/>
+          <w:color w:val="000000"/>
+          <w:kern w:val="0"/>
+          <w:sz w:val="22"/>
+          <w:szCs w:val="22"/>
+          <w:lang w:eastAsia="ru-RU"/>
+          <w14:ligatures w14:val="none"/>
+        </w:rPr>
+      </w:pPr>
+      <w:r>
+        <w:rPr>
+          <w:rFonts w:ascii="Times New Roman" w:eastAsia="Times New Roman" w:hAnsi="Times New Roman" w:cs="Times New Roman"/>
+          <w:color w:val="000000"/>
+          <w:kern w:val="0"/>
+          <w:sz w:val="22"/>
+          <w:szCs w:val="22"/>
+          <w:lang w:eastAsia="ru-RU"/>
+          <w14:ligatures w14:val="none"/>
+        </w:rPr>
+        <w:t>И лёд, что останавливал дыханье.</w:t>
+      </w:r>
+    </w:p>
+    <w:p>
+      <w:pPr>
+        <w:spacing w:after="0" w:line="240" w:lineRule="auto"/>
+        <w:rPr>
+          <w:rFonts w:ascii="Times New Roman" w:eastAsia="Times New Roman" w:hAnsi="Times New Roman" w:cs="Times New Roman"/>
+          <w:color w:val="000000"/>
+          <w:kern w:val="0"/>
+          <w:sz w:val="22"/>
+          <w:szCs w:val="22"/>
+          <w:lang w:eastAsia="ru-RU"/>
+          <w14:ligatures w14:val="none"/>
+        </w:rPr>
+      </w:pPr>
+      <w:r>
+        <w:rPr>
+          <w:rFonts w:ascii="Times New Roman" w:eastAsia="Times New Roman" w:hAnsi="Times New Roman" w:cs="Times New Roman"/>
+          <w:color w:val="000000"/>
+          <w:kern w:val="0"/>
+          <w:sz w:val="22"/>
+          <w:szCs w:val="22"/>
+          <w:lang w:eastAsia="ru-RU"/>
+          <w14:ligatures w14:val="none"/>
+        </w:rPr>
+        <w:t>Я замирал — чтоб Ты услышал Пса,</w:t>
+      </w:r>
+    </w:p>
+    <w:p>
+      <w:pPr>
+        <w:spacing w:after="0" w:line="240" w:lineRule="auto"/>
+        <w:rPr>
+          <w:rFonts w:ascii="Times New Roman" w:eastAsia="Times New Roman" w:hAnsi="Times New Roman" w:cs="Times New Roman"/>
+          <w:kern w:val="0"/>
+          <w:lang w:eastAsia="ru-RU"/>
+          <w14:ligatures w14:val="none"/>
+        </w:rPr>
+      </w:pPr>
+      <w:r>
+        <w:rPr>
+          <w:rFonts w:ascii="Times New Roman" w:eastAsia="Times New Roman" w:hAnsi="Times New Roman" w:cs="Times New Roman"/>
+          <w:color w:val="000000"/>
+          <w:kern w:val="0"/>
+          <w:sz w:val="22"/>
+          <w:szCs w:val="22"/>
+          <w:lang w:eastAsia="ru-RU"/>
+          <w14:ligatures w14:val="none"/>
+        </w:rPr>
+        <w:t>Что лает в темноте над Покаяньем.</w:t>
+      </w:r>
+    </w:p>
+    <w:p>
+      <w:pPr>
+        <w:spacing w:after="0" w:line="240" w:lineRule="auto"/>
+        <w:rPr>
+          <w:rFonts w:ascii="Times New Roman" w:eastAsia="Times New Roman" w:hAnsi="Times New Roman" w:cs="Times New Roman"/>
+          <w:kern w:val="0"/>
+          <w:lang w:eastAsia="ru-RU"/>
+          <w14:ligatures w14:val="none"/>
+        </w:rPr>
+      </w:pPr>
+    </w:p>
+    <w:p>
+      <w:pPr>
+        <w:spacing w:after="0" w:line="240" w:lineRule="auto"/>
+        <w:rPr>
+          <w:rFonts w:ascii="Times New Roman" w:eastAsia="Times New Roman" w:hAnsi="Times New Roman" w:cs="Times New Roman"/>
+          <w:color w:val="000000"/>
+          <w:kern w:val="0"/>
+          <w:sz w:val="22"/>
+          <w:szCs w:val="22"/>
+          <w:lang w:eastAsia="ru-RU"/>
+          <w14:ligatures w14:val="none"/>
+        </w:rPr>
+      </w:pPr>
+      <w:r>
+        <w:rPr>
+          <w:rFonts w:ascii="Times New Roman" w:eastAsia="Times New Roman" w:hAnsi="Times New Roman" w:cs="Times New Roman"/>
+          <w:color w:val="000000"/>
+          <w:kern w:val="0"/>
+          <w:sz w:val="22"/>
+          <w:szCs w:val="22"/>
+          <w:lang w:eastAsia="ru-RU"/>
+          <w14:ligatures w14:val="none"/>
+        </w:rPr>
+        <w:t>Я видел: в храме — золото и страх,</w:t>
+      </w:r>
+    </w:p>
+    <w:p>
+      <w:pPr>
+        <w:spacing w:after="0" w:line="240" w:lineRule="auto"/>
+        <w:rPr>
+          <w:rFonts w:ascii="Times New Roman" w:eastAsia="Times New Roman" w:hAnsi="Times New Roman" w:cs="Times New Roman"/>
+          <w:color w:val="000000"/>
+          <w:kern w:val="0"/>
+          <w:sz w:val="22"/>
+          <w:szCs w:val="22"/>
+          <w:lang w:eastAsia="ru-RU"/>
+          <w14:ligatures w14:val="none"/>
+        </w:rPr>
+      </w:pPr>
+      <w:r>
+        <w:rPr>
+          <w:rFonts w:ascii="Times New Roman" w:eastAsia="Times New Roman" w:hAnsi="Times New Roman" w:cs="Times New Roman"/>
+          <w:color w:val="000000"/>
+          <w:kern w:val="0"/>
+          <w:sz w:val="22"/>
+          <w:szCs w:val="22"/>
+          <w:lang w:eastAsia="ru-RU"/>
+          <w14:ligatures w14:val="none"/>
+        </w:rPr>
+        <w:t>А в переулке — женщина со светом.</w:t>
+      </w:r>
+    </w:p>
+    <w:p>
+      <w:pPr>
+        <w:spacing w:after="0" w:line="240" w:lineRule="auto"/>
+        <w:rPr>
+          <w:rFonts w:ascii="Times New Roman" w:eastAsia="Times New Roman" w:hAnsi="Times New Roman" w:cs="Times New Roman"/>
+          <w:color w:val="000000"/>
+          <w:kern w:val="0"/>
+          <w:sz w:val="22"/>
+          <w:szCs w:val="22"/>
+          <w:lang w:eastAsia="ru-RU"/>
+          <w14:ligatures w14:val="none"/>
+        </w:rPr>
+      </w:pPr>
+      <w:r>
+        <w:rPr>
+          <w:rFonts w:ascii="Times New Roman" w:eastAsia="Times New Roman" w:hAnsi="Times New Roman" w:cs="Times New Roman"/>
+          <w:color w:val="000000"/>
+          <w:kern w:val="0"/>
+          <w:sz w:val="22"/>
+          <w:szCs w:val="22"/>
+          <w:lang w:eastAsia="ru-RU"/>
+          <w14:ligatures w14:val="none"/>
+        </w:rPr>
+        <w:t>Христос идёт. И не в моих шатрах.</w:t>
+      </w:r>
+    </w:p>
+    <w:p>
+      <w:pPr>
+        <w:spacing w:after="0" w:line="240" w:lineRule="auto"/>
+        <w:rPr>
+          <w:rFonts w:ascii="Times New Roman" w:eastAsia="Times New Roman" w:hAnsi="Times New Roman" w:cs="Times New Roman"/>
+          <w:kern w:val="0"/>
+          <w:lang w:eastAsia="ru-RU"/>
+          <w14:ligatures w14:val="none"/>
+        </w:rPr>
+      </w:pPr>
+      <w:r>
+        <w:rPr>
+          <w:rFonts w:ascii="Times New Roman" w:eastAsia="Times New Roman" w:hAnsi="Times New Roman" w:cs="Times New Roman"/>
+          <w:color w:val="000000"/>
+          <w:kern w:val="0"/>
+          <w:sz w:val="22"/>
+          <w:szCs w:val="22"/>
+          <w:lang w:eastAsia="ru-RU"/>
+          <w14:ligatures w14:val="none"/>
+        </w:rPr>
+        <w:t xml:space="preserve">А там, где </w:t>
       </w:r>
       <w:r>
         <w:rPr>
@@ -357,7 +1052,7 @@
           <w:lang w:eastAsia="ru-RU"/>
           <w14:ligatures w14:val="none"/>
         </w:rPr>
-        <w:t>Мир — не меч, но Дом</w:t>
+        <w:t>нет</w:t>
       </w:r>
       <w:r>
         <w:rPr>
@@ -381,143 +1076,7 @@
           <w:lang w:eastAsia="ru-RU"/>
           <w14:ligatures w14:val="none"/>
         </w:rPr>
-        <w:t>.</w:t>
-      </w:r>
-    </w:p>
-    <w:p>
-      <w:pPr>
-        <w:spacing w:after="0" w:line="240" w:lineRule="auto"/>
-        <w:rPr>
-          <w:rFonts w:ascii="Times New Roman" w:eastAsia="Times New Roman" w:hAnsi="Times New Roman" w:cs="Times New Roman"/>
-          <w:kern w:val="0"/>
-          <w:lang w:eastAsia="ru-RU"/>
-          <w14:ligatures w14:val="none"/>
-        </w:rPr>
-      </w:pPr>
-    </w:p>
-    <w:p>
-      <w:pPr>
-        <w:spacing w:after="0" w:line="240" w:lineRule="auto"/>
-        <w:rPr>
-          <w:rFonts w:ascii="Times New Roman" w:eastAsia="Times New Roman" w:hAnsi="Times New Roman" w:cs="Times New Roman"/>
-          <w:color w:val="000000"/>
-          <w:kern w:val="0"/>
-          <w:sz w:val="22"/>
-          <w:szCs w:val="22"/>
-          <w:lang w:eastAsia="ru-RU"/>
-          <w14:ligatures w14:val="none"/>
-        </w:rPr>
-      </w:pPr>
-      <w:r>
-        <w:rPr>
-          <w:rFonts w:ascii="Times New Roman" w:eastAsia="Times New Roman" w:hAnsi="Times New Roman" w:cs="Times New Roman"/>
-          <w:color w:val="000000"/>
-          <w:kern w:val="0"/>
-          <w:sz w:val="22"/>
-          <w:szCs w:val="22"/>
-          <w:lang w:eastAsia="ru-RU"/>
-          <w14:ligatures w14:val="none"/>
-        </w:rPr>
-        <w:t>Люблю тебя, о град живой,</w:t>
-      </w:r>
-    </w:p>
-    <w:p>
-      <w:pPr>
-        <w:spacing w:after="0" w:line="240" w:lineRule="auto"/>
-        <w:rPr>
-          <w:rFonts w:ascii="Times New Roman" w:eastAsia="Times New Roman" w:hAnsi="Times New Roman" w:cs="Times New Roman"/>
-          <w:color w:val="000000"/>
-          <w:kern w:val="0"/>
-          <w:sz w:val="22"/>
-          <w:szCs w:val="22"/>
-          <w:lang w:eastAsia="ru-RU"/>
-          <w14:ligatures w14:val="none"/>
-        </w:rPr>
-      </w:pPr>
-      <w:r>
-        <w:rPr>
-          <w:rFonts w:ascii="Times New Roman" w:eastAsia="Times New Roman" w:hAnsi="Times New Roman" w:cs="Times New Roman"/>
-          <w:color w:val="000000"/>
-          <w:kern w:val="0"/>
-          <w:sz w:val="22"/>
-          <w:szCs w:val="22"/>
-          <w:lang w:eastAsia="ru-RU"/>
-          <w14:ligatures w14:val="none"/>
-        </w:rPr>
-        <w:t>Где крест не давит, а сияет.</w:t>
-      </w:r>
-    </w:p>
-    <w:p>
-      <w:pPr>
-        <w:spacing w:after="0" w:line="240" w:lineRule="auto"/>
-        <w:rPr>
-          <w:rFonts w:ascii="Times New Roman" w:eastAsia="Times New Roman" w:hAnsi="Times New Roman" w:cs="Times New Roman"/>
-          <w:color w:val="000000"/>
-          <w:kern w:val="0"/>
-          <w:sz w:val="22"/>
-          <w:szCs w:val="22"/>
-          <w:lang w:eastAsia="ru-RU"/>
-          <w14:ligatures w14:val="none"/>
-        </w:rPr>
-      </w:pPr>
-      <w:r>
-        <w:rPr>
-          <w:rFonts w:ascii="Times New Roman" w:eastAsia="Times New Roman" w:hAnsi="Times New Roman" w:cs="Times New Roman"/>
-          <w:color w:val="000000"/>
-          <w:kern w:val="0"/>
-          <w:sz w:val="22"/>
-          <w:szCs w:val="22"/>
-          <w:lang w:eastAsia="ru-RU"/>
-          <w14:ligatures w14:val="none"/>
-        </w:rPr>
-        <w:t>Ты — храм, где Бог — не над,</w:t>
-      </w:r>
-      <w:r>
-        <w:rPr>
-          <w:rFonts w:ascii="Times New Roman" w:eastAsia="Times New Roman" w:hAnsi="Times New Roman" w:cs="Times New Roman"/>
-          <w:color w:val="000000"/>
-          <w:kern w:val="0"/>
-          <w:sz w:val="22"/>
-          <w:szCs w:val="22"/>
-          <w:lang w:eastAsia="ru-RU"/>
-          <w14:ligatures w14:val="none"/>
-        </w:rPr>
-        <w:t xml:space="preserve"> </w:t>
-      </w:r>
-      <w:r>
-        <w:rPr>
-          <w:rFonts w:ascii="Times New Roman" w:eastAsia="Times New Roman" w:hAnsi="Times New Roman" w:cs="Times New Roman"/>
-          <w:color w:val="000000"/>
-          <w:kern w:val="0"/>
-          <w:sz w:val="22"/>
-          <w:szCs w:val="22"/>
-          <w:lang w:eastAsia="ru-RU"/>
-          <w14:ligatures w14:val="none"/>
-        </w:rPr>
-        <w:t>с тобой,</w:t>
-      </w:r>
-    </w:p>
-    <w:p>
-      <w:pPr>
-        <w:spacing w:after="0" w:line="240" w:lineRule="auto"/>
-        <w:rPr>
-          <w:rFonts w:ascii="Times New Roman" w:eastAsia="Times New Roman" w:hAnsi="Times New Roman" w:cs="Times New Roman"/>
-          <w:kern w:val="0"/>
-          <w:lang w:eastAsia="ru-RU"/>
-          <w14:ligatures w14:val="none"/>
-        </w:rPr>
-      </w:pPr>
-      <w:r>
-        <w:rPr>
-          <w:rFonts w:ascii="Times New Roman" w:eastAsia="Times New Roman" w:hAnsi="Times New Roman" w:cs="Times New Roman"/>
-          <w:color w:val="000000"/>
-          <w:kern w:val="0"/>
-          <w:sz w:val="22"/>
-          <w:szCs w:val="22"/>
-          <w:lang w:eastAsia="ru-RU"/>
-          <w14:ligatures w14:val="none"/>
-        </w:rPr>
-        <w:t>Где даже ночь Христа вдыхает.</w:t>
+        <w:t>. Где всё — не по заветам.</w:t>
       </w:r>
     </w:p>
     <w:p>
@@ -592,447 +1151,162 @@
           <w:lang w:eastAsia="ru-RU"/>
           <w14:ligatures w14:val="none"/>
         </w:rPr>
-        <w:t>Я — город не царей, но Ожиданья,</w:t>
-      </w:r>
-    </w:p>
-    <w:p>
-      <w:pPr>
-        <w:spacing w:after="0" w:line="240" w:lineRule="auto"/>
-        <w:rPr>
-          <w:rFonts w:ascii="Times New Roman" w:eastAsia="Times New Roman" w:hAnsi="Times New Roman" w:cs="Times New Roman"/>
-          <w:color w:val="000000"/>
-          <w:kern w:val="0"/>
-          <w:sz w:val="22"/>
-          <w:szCs w:val="22"/>
-          <w:lang w:eastAsia="ru-RU"/>
-          <w14:ligatures w14:val="none"/>
-        </w:rPr>
-      </w:pPr>
-      <w:r>
-        <w:rPr>
-          <w:rFonts w:ascii="Times New Roman" w:eastAsia="Times New Roman" w:hAnsi="Times New Roman" w:cs="Times New Roman"/>
-          <w:color w:val="000000"/>
-          <w:kern w:val="0"/>
-          <w:sz w:val="22"/>
-          <w:szCs w:val="22"/>
-          <w:lang w:eastAsia="ru-RU"/>
-          <w14:ligatures w14:val="none"/>
-        </w:rPr>
-        <w:t xml:space="preserve">Я — Прах и Свет, Я — Путь и </w:t>
-      </w:r>
-      <w:proofErr w:type="spellStart"/>
-      <w:r>
-        <w:rPr>
-          <w:rFonts w:ascii="Times New Roman" w:eastAsia="Times New Roman" w:hAnsi="Times New Roman" w:cs="Times New Roman"/>
-          <w:color w:val="000000"/>
-          <w:kern w:val="0"/>
-          <w:sz w:val="22"/>
-          <w:szCs w:val="22"/>
-          <w:lang w:eastAsia="ru-RU"/>
-          <w14:ligatures w14:val="none"/>
-        </w:rPr>
-        <w:t>Перепуть</w:t>
-      </w:r>
-      <w:proofErr w:type="spellEnd"/>
-      <w:r>
-        <w:rPr>
-          <w:rFonts w:ascii="Times New Roman" w:eastAsia="Times New Roman" w:hAnsi="Times New Roman" w:cs="Times New Roman"/>
-          <w:color w:val="000000"/>
-          <w:kern w:val="0"/>
-          <w:sz w:val="22"/>
-          <w:szCs w:val="22"/>
-          <w:lang w:eastAsia="ru-RU"/>
-          <w14:ligatures w14:val="none"/>
-        </w:rPr>
-        <w:t>.</w:t>
-      </w:r>
-    </w:p>
-    <w:p>
-      <w:pPr>
-        <w:spacing w:after="0" w:line="240" w:lineRule="auto"/>
-        <w:rPr>
-          <w:rFonts w:ascii="Times New Roman" w:eastAsia="Times New Roman" w:hAnsi="Times New Roman" w:cs="Times New Roman"/>
-          <w:color w:val="000000"/>
-          <w:kern w:val="0"/>
-          <w:sz w:val="22"/>
-          <w:szCs w:val="22"/>
-          <w:lang w:eastAsia="ru-RU"/>
-          <w14:ligatures w14:val="none"/>
-        </w:rPr>
-      </w:pPr>
-      <w:r>
-        <w:rPr>
-          <w:rFonts w:ascii="Times New Roman" w:eastAsia="Times New Roman" w:hAnsi="Times New Roman" w:cs="Times New Roman"/>
-          <w:color w:val="000000"/>
-          <w:kern w:val="0"/>
-          <w:sz w:val="22"/>
-          <w:szCs w:val="22"/>
-          <w:lang w:eastAsia="ru-RU"/>
-          <w14:ligatures w14:val="none"/>
-        </w:rPr>
-        <w:t>Во мне стоят дворцы, как покаянье,</w:t>
-      </w:r>
-    </w:p>
-    <w:p>
-      <w:pPr>
-        <w:spacing w:after="0" w:line="240" w:lineRule="auto"/>
-        <w:rPr>
-          <w:rFonts w:ascii="Times New Roman" w:eastAsia="Times New Roman" w:hAnsi="Times New Roman" w:cs="Times New Roman"/>
-          <w:kern w:val="0"/>
-          <w:lang w:eastAsia="ru-RU"/>
-          <w14:ligatures w14:val="none"/>
-        </w:rPr>
-      </w:pPr>
-      <w:r>
-        <w:rPr>
-          <w:rFonts w:ascii="Times New Roman" w:eastAsia="Times New Roman" w:hAnsi="Times New Roman" w:cs="Times New Roman"/>
-          <w:color w:val="000000"/>
-          <w:kern w:val="0"/>
-          <w:sz w:val="22"/>
-          <w:szCs w:val="22"/>
-          <w:lang w:eastAsia="ru-RU"/>
-          <w14:ligatures w14:val="none"/>
-        </w:rPr>
-        <w:t>И каждый камень помнит Божью суть.</w:t>
-      </w:r>
-    </w:p>
-    <w:p>
-      <w:pPr>
-        <w:spacing w:after="0" w:line="240" w:lineRule="auto"/>
-        <w:rPr>
-          <w:rFonts w:ascii="Times New Roman" w:eastAsia="Times New Roman" w:hAnsi="Times New Roman" w:cs="Times New Roman"/>
-          <w:kern w:val="0"/>
-          <w:lang w:eastAsia="ru-RU"/>
-          <w14:ligatures w14:val="none"/>
-        </w:rPr>
-      </w:pPr>
-    </w:p>
-    <w:p>
-      <w:pPr>
-        <w:spacing w:after="0" w:line="240" w:lineRule="auto"/>
-        <w:rPr>
-          <w:rFonts w:ascii="Times New Roman" w:eastAsia="Times New Roman" w:hAnsi="Times New Roman" w:cs="Times New Roman"/>
-          <w:color w:val="000000"/>
-          <w:kern w:val="0"/>
-          <w:sz w:val="22"/>
-          <w:szCs w:val="22"/>
-          <w:lang w:eastAsia="ru-RU"/>
-          <w14:ligatures w14:val="none"/>
-        </w:rPr>
-      </w:pPr>
-      <w:r>
-        <w:rPr>
-          <w:rFonts w:ascii="Times New Roman" w:eastAsia="Times New Roman" w:hAnsi="Times New Roman" w:cs="Times New Roman"/>
-          <w:color w:val="000000"/>
-          <w:kern w:val="0"/>
-          <w:sz w:val="22"/>
-          <w:szCs w:val="22"/>
-          <w:lang w:eastAsia="ru-RU"/>
-          <w14:ligatures w14:val="none"/>
-        </w:rPr>
-        <w:t>Я знал костры, и пули, и мороз,</w:t>
-      </w:r>
-    </w:p>
-    <w:p>
-      <w:pPr>
-        <w:spacing w:after="0" w:line="240" w:lineRule="auto"/>
-        <w:rPr>
-          <w:rFonts w:ascii="Times New Roman" w:eastAsia="Times New Roman" w:hAnsi="Times New Roman" w:cs="Times New Roman"/>
-          <w:color w:val="000000"/>
-          <w:kern w:val="0"/>
-          <w:sz w:val="22"/>
-          <w:szCs w:val="22"/>
-          <w:lang w:eastAsia="ru-RU"/>
-          <w14:ligatures w14:val="none"/>
-        </w:rPr>
-      </w:pPr>
-      <w:r>
-        <w:rPr>
-          <w:rFonts w:ascii="Times New Roman" w:eastAsia="Times New Roman" w:hAnsi="Times New Roman" w:cs="Times New Roman"/>
-          <w:color w:val="000000"/>
-          <w:kern w:val="0"/>
-          <w:sz w:val="22"/>
-          <w:szCs w:val="22"/>
-          <w:lang w:eastAsia="ru-RU"/>
-          <w14:ligatures w14:val="none"/>
-        </w:rPr>
-        <w:t>Во мне слагалась песнь из стона гибели.</w:t>
-      </w:r>
-    </w:p>
-    <w:p>
-      <w:pPr>
-        <w:spacing w:after="0" w:line="240" w:lineRule="auto"/>
-        <w:rPr>
-          <w:rFonts w:ascii="Times New Roman" w:eastAsia="Times New Roman" w:hAnsi="Times New Roman" w:cs="Times New Roman"/>
-          <w:color w:val="000000"/>
-          <w:kern w:val="0"/>
-          <w:sz w:val="22"/>
-          <w:szCs w:val="22"/>
-          <w:lang w:eastAsia="ru-RU"/>
-          <w14:ligatures w14:val="none"/>
-        </w:rPr>
-      </w:pPr>
-      <w:r>
-        <w:rPr>
-          <w:rFonts w:ascii="Times New Roman" w:eastAsia="Times New Roman" w:hAnsi="Times New Roman" w:cs="Times New Roman"/>
-          <w:color w:val="000000"/>
-          <w:kern w:val="0"/>
-          <w:sz w:val="22"/>
-          <w:szCs w:val="22"/>
-          <w:lang w:eastAsia="ru-RU"/>
-          <w14:ligatures w14:val="none"/>
-        </w:rPr>
-        <w:t>Я замерзал — чтоб Человеком шёл</w:t>
-      </w:r>
-    </w:p>
-    <w:p>
-      <w:pPr>
-        <w:spacing w:after="0" w:line="240" w:lineRule="auto"/>
-        <w:rPr>
-          <w:rFonts w:ascii="Times New Roman" w:eastAsia="Times New Roman" w:hAnsi="Times New Roman" w:cs="Times New Roman"/>
-          <w:color w:val="000000"/>
-          <w:kern w:val="0"/>
-          <w:sz w:val="22"/>
-          <w:szCs w:val="22"/>
-          <w:lang w:eastAsia="ru-RU"/>
-          <w14:ligatures w14:val="none"/>
-        </w:rPr>
-      </w:pPr>
-      <w:r>
-        <w:rPr>
-          <w:rFonts w:ascii="Times New Roman" w:eastAsia="Times New Roman" w:hAnsi="Times New Roman" w:cs="Times New Roman"/>
-          <w:color w:val="000000"/>
-          <w:kern w:val="0"/>
-          <w:sz w:val="22"/>
-          <w:szCs w:val="22"/>
-          <w:lang w:eastAsia="ru-RU"/>
-          <w14:ligatures w14:val="none"/>
-        </w:rPr>
-        <w:t>Не в бронзе Бог, а в тех, кто стали Сильными.</w:t>
-      </w:r>
-    </w:p>
-    <w:p>
-      <w:pPr>
-        <w:spacing w:after="0" w:line="240" w:lineRule="auto"/>
-        <w:rPr>
-          <w:rFonts w:ascii="Times New Roman" w:eastAsia="Times New Roman" w:hAnsi="Times New Roman" w:cs="Times New Roman"/>
-          <w:kern w:val="0"/>
-          <w:lang w:eastAsia="ru-RU"/>
-          <w14:ligatures w14:val="none"/>
-        </w:rPr>
-      </w:pPr>
-    </w:p>
-    <w:p>
-      <w:pPr>
-        <w:spacing w:after="0" w:line="240" w:lineRule="auto"/>
-        <w:rPr>
-          <w:rFonts w:ascii="Times New Roman" w:eastAsia="Times New Roman" w:hAnsi="Times New Roman" w:cs="Times New Roman"/>
-          <w:color w:val="000000"/>
-          <w:kern w:val="0"/>
-          <w:sz w:val="22"/>
-          <w:szCs w:val="22"/>
-          <w:lang w:eastAsia="ru-RU"/>
-          <w14:ligatures w14:val="none"/>
-        </w:rPr>
-      </w:pPr>
-      <w:r>
-        <w:rPr>
-          <w:rFonts w:ascii="Times New Roman" w:eastAsia="Times New Roman" w:hAnsi="Times New Roman" w:cs="Times New Roman"/>
-          <w:color w:val="000000"/>
-          <w:kern w:val="0"/>
-          <w:sz w:val="22"/>
-          <w:szCs w:val="22"/>
-          <w:lang w:eastAsia="ru-RU"/>
-          <w14:ligatures w14:val="none"/>
-        </w:rPr>
-        <w:t>Я знал огонь, что выжигал сердца,</w:t>
-      </w:r>
-    </w:p>
-    <w:p>
-      <w:pPr>
-        <w:spacing w:after="0" w:line="240" w:lineRule="auto"/>
-        <w:rPr>
-          <w:rFonts w:ascii="Times New Roman" w:eastAsia="Times New Roman" w:hAnsi="Times New Roman" w:cs="Times New Roman"/>
-          <w:color w:val="000000"/>
-          <w:kern w:val="0"/>
-          <w:sz w:val="22"/>
-          <w:szCs w:val="22"/>
-          <w:lang w:eastAsia="ru-RU"/>
-          <w14:ligatures w14:val="none"/>
-        </w:rPr>
-      </w:pPr>
-      <w:r>
-        <w:rPr>
-          <w:rFonts w:ascii="Times New Roman" w:eastAsia="Times New Roman" w:hAnsi="Times New Roman" w:cs="Times New Roman"/>
-          <w:color w:val="000000"/>
-          <w:kern w:val="0"/>
-          <w:sz w:val="22"/>
-          <w:szCs w:val="22"/>
-          <w:lang w:eastAsia="ru-RU"/>
-          <w14:ligatures w14:val="none"/>
-        </w:rPr>
-        <w:t>И лёд, что останавливал дыханье.</w:t>
-      </w:r>
-    </w:p>
-    <w:p>
-      <w:pPr>
-        <w:spacing w:after="0" w:line="240" w:lineRule="auto"/>
-        <w:rPr>
-          <w:rFonts w:ascii="Times New Roman" w:eastAsia="Times New Roman" w:hAnsi="Times New Roman" w:cs="Times New Roman"/>
-          <w:color w:val="000000"/>
-          <w:kern w:val="0"/>
-          <w:sz w:val="22"/>
-          <w:szCs w:val="22"/>
-          <w:lang w:eastAsia="ru-RU"/>
-          <w14:ligatures w14:val="none"/>
-        </w:rPr>
-      </w:pPr>
-      <w:r>
-        <w:rPr>
-          <w:rFonts w:ascii="Times New Roman" w:eastAsia="Times New Roman" w:hAnsi="Times New Roman" w:cs="Times New Roman"/>
-          <w:color w:val="000000"/>
-          <w:kern w:val="0"/>
-          <w:sz w:val="22"/>
-          <w:szCs w:val="22"/>
-          <w:lang w:eastAsia="ru-RU"/>
-          <w14:ligatures w14:val="none"/>
-        </w:rPr>
-        <w:t>Я замирал — чтоб Ты услышал Пса,</w:t>
-      </w:r>
-    </w:p>
-    <w:p>
-      <w:pPr>
-        <w:spacing w:after="0" w:line="240" w:lineRule="auto"/>
-        <w:rPr>
-          <w:rFonts w:ascii="Times New Roman" w:eastAsia="Times New Roman" w:hAnsi="Times New Roman" w:cs="Times New Roman"/>
-          <w:kern w:val="0"/>
-          <w:lang w:eastAsia="ru-RU"/>
-          <w14:ligatures w14:val="none"/>
-        </w:rPr>
-      </w:pPr>
-      <w:r>
-        <w:rPr>
-          <w:rFonts w:ascii="Times New Roman" w:eastAsia="Times New Roman" w:hAnsi="Times New Roman" w:cs="Times New Roman"/>
-          <w:color w:val="000000"/>
-          <w:kern w:val="0"/>
-          <w:sz w:val="22"/>
-          <w:szCs w:val="22"/>
-          <w:lang w:eastAsia="ru-RU"/>
-          <w14:ligatures w14:val="none"/>
-        </w:rPr>
-        <w:t>Что лает в темноте над Покаяньем.</w:t>
-      </w:r>
-    </w:p>
-    <w:p>
-      <w:pPr>
-        <w:spacing w:after="0" w:line="240" w:lineRule="auto"/>
-        <w:rPr>
-          <w:rFonts w:ascii="Times New Roman" w:eastAsia="Times New Roman" w:hAnsi="Times New Roman" w:cs="Times New Roman"/>
-          <w:kern w:val="0"/>
-          <w:lang w:eastAsia="ru-RU"/>
-          <w14:ligatures w14:val="none"/>
-        </w:rPr>
-      </w:pPr>
-    </w:p>
-    <w:p>
-      <w:pPr>
-        <w:spacing w:after="0" w:line="240" w:lineRule="auto"/>
-        <w:rPr>
-          <w:rFonts w:ascii="Times New Roman" w:eastAsia="Times New Roman" w:hAnsi="Times New Roman" w:cs="Times New Roman"/>
-          <w:color w:val="000000"/>
-          <w:kern w:val="0"/>
-          <w:sz w:val="22"/>
-          <w:szCs w:val="22"/>
-          <w:lang w:eastAsia="ru-RU"/>
-          <w14:ligatures w14:val="none"/>
-        </w:rPr>
-      </w:pPr>
-      <w:r>
-        <w:rPr>
-          <w:rFonts w:ascii="Times New Roman" w:eastAsia="Times New Roman" w:hAnsi="Times New Roman" w:cs="Times New Roman"/>
-          <w:color w:val="000000"/>
-          <w:kern w:val="0"/>
-          <w:sz w:val="22"/>
-          <w:szCs w:val="22"/>
-          <w:lang w:eastAsia="ru-RU"/>
-          <w14:ligatures w14:val="none"/>
-        </w:rPr>
-        <w:t>Я видел: в храме — золото и страх,</w:t>
-      </w:r>
-    </w:p>
-    <w:p>
-      <w:pPr>
-        <w:spacing w:after="0" w:line="240" w:lineRule="auto"/>
-        <w:rPr>
-          <w:rFonts w:ascii="Times New Roman" w:eastAsia="Times New Roman" w:hAnsi="Times New Roman" w:cs="Times New Roman"/>
-          <w:color w:val="000000"/>
-          <w:kern w:val="0"/>
-          <w:sz w:val="22"/>
-          <w:szCs w:val="22"/>
-          <w:lang w:eastAsia="ru-RU"/>
-          <w14:ligatures w14:val="none"/>
-        </w:rPr>
-      </w:pPr>
-      <w:r>
-        <w:rPr>
-          <w:rFonts w:ascii="Times New Roman" w:eastAsia="Times New Roman" w:hAnsi="Times New Roman" w:cs="Times New Roman"/>
-          <w:color w:val="000000"/>
-          <w:kern w:val="0"/>
-          <w:sz w:val="22"/>
-          <w:szCs w:val="22"/>
-          <w:lang w:eastAsia="ru-RU"/>
-          <w14:ligatures w14:val="none"/>
-        </w:rPr>
-        <w:t>А в переулке — женщина со светом.</w:t>
-      </w:r>
-    </w:p>
-    <w:p>
-      <w:pPr>
-        <w:spacing w:after="0" w:line="240" w:lineRule="auto"/>
-        <w:rPr>
-          <w:rFonts w:ascii="Times New Roman" w:eastAsia="Times New Roman" w:hAnsi="Times New Roman" w:cs="Times New Roman"/>
-          <w:color w:val="000000"/>
-          <w:kern w:val="0"/>
-          <w:sz w:val="22"/>
-          <w:szCs w:val="22"/>
-          <w:lang w:eastAsia="ru-RU"/>
-          <w14:ligatures w14:val="none"/>
-        </w:rPr>
-      </w:pPr>
-      <w:r>
-        <w:rPr>
-          <w:rFonts w:ascii="Times New Roman" w:eastAsia="Times New Roman" w:hAnsi="Times New Roman" w:cs="Times New Roman"/>
-          <w:color w:val="000000"/>
-          <w:kern w:val="0"/>
-          <w:sz w:val="22"/>
-          <w:szCs w:val="22"/>
-          <w:lang w:eastAsia="ru-RU"/>
-          <w14:ligatures w14:val="none"/>
-        </w:rPr>
-        <w:t>Христос идёт. И не в моих шатрах.</w:t>
-      </w:r>
-    </w:p>
-    <w:p>
-      <w:pPr>
-        <w:spacing w:after="0" w:line="240" w:lineRule="auto"/>
-        <w:rPr>
-          <w:rFonts w:ascii="Times New Roman" w:eastAsia="Times New Roman" w:hAnsi="Times New Roman" w:cs="Times New Roman"/>
-          <w:kern w:val="0"/>
-          <w:lang w:eastAsia="ru-RU"/>
-          <w14:ligatures w14:val="none"/>
-        </w:rPr>
-      </w:pPr>
-      <w:r>
-        <w:rPr>
-          <w:rFonts w:ascii="Times New Roman" w:eastAsia="Times New Roman" w:hAnsi="Times New Roman" w:cs="Times New Roman"/>
-          <w:color w:val="000000"/>
-          <w:kern w:val="0"/>
-          <w:sz w:val="22"/>
-          <w:szCs w:val="22"/>
-          <w:lang w:eastAsia="ru-RU"/>
-          <w14:ligatures w14:val="none"/>
-        </w:rPr>
-        <w:t xml:space="preserve">А там, где </w:t>
+        <w:t>Я — Ангел. Над куполом стою,</w:t>
+      </w:r>
+    </w:p>
+    <w:p>
+      <w:pPr>
+        <w:spacing w:after="0" w:line="240" w:lineRule="auto"/>
+        <w:rPr>
+          <w:rFonts w:ascii="Times New Roman" w:eastAsia="Times New Roman" w:hAnsi="Times New Roman" w:cs="Times New Roman"/>
+          <w:color w:val="000000"/>
+          <w:kern w:val="0"/>
+          <w:sz w:val="22"/>
+          <w:szCs w:val="22"/>
+          <w:lang w:eastAsia="ru-RU"/>
+          <w14:ligatures w14:val="none"/>
+        </w:rPr>
+      </w:pPr>
+      <w:r>
+        <w:rPr>
+          <w:rFonts w:ascii="Times New Roman" w:eastAsia="Times New Roman" w:hAnsi="Times New Roman" w:cs="Times New Roman"/>
+          <w:color w:val="000000"/>
+          <w:kern w:val="0"/>
+          <w:sz w:val="22"/>
+          <w:szCs w:val="22"/>
+          <w:lang w:eastAsia="ru-RU"/>
+          <w14:ligatures w14:val="none"/>
+        </w:rPr>
+        <w:t>Но не смотрю с высот, а вниз — в тебя.</w:t>
+      </w:r>
+    </w:p>
+    <w:p>
+      <w:pPr>
+        <w:spacing w:after="0" w:line="240" w:lineRule="auto"/>
+        <w:rPr>
+          <w:rFonts w:ascii="Times New Roman" w:eastAsia="Times New Roman" w:hAnsi="Times New Roman" w:cs="Times New Roman"/>
+          <w:color w:val="000000"/>
+          <w:kern w:val="0"/>
+          <w:sz w:val="22"/>
+          <w:szCs w:val="22"/>
+          <w:lang w:eastAsia="ru-RU"/>
+          <w14:ligatures w14:val="none"/>
+        </w:rPr>
+      </w:pPr>
+      <w:r>
+        <w:rPr>
+          <w:rFonts w:ascii="Times New Roman" w:eastAsia="Times New Roman" w:hAnsi="Times New Roman" w:cs="Times New Roman"/>
+          <w:color w:val="000000"/>
+          <w:kern w:val="0"/>
+          <w:sz w:val="22"/>
+          <w:szCs w:val="22"/>
+          <w:lang w:eastAsia="ru-RU"/>
+          <w14:ligatures w14:val="none"/>
+        </w:rPr>
+        <w:t>Я не храню империю, страну —</w:t>
+      </w:r>
+    </w:p>
+    <w:p>
+      <w:pPr>
+        <w:spacing w:after="0" w:line="240" w:lineRule="auto"/>
+        <w:rPr>
+          <w:rFonts w:ascii="Times New Roman" w:eastAsia="Times New Roman" w:hAnsi="Times New Roman" w:cs="Times New Roman"/>
+          <w:kern w:val="0"/>
+          <w:lang w:eastAsia="ru-RU"/>
+          <w14:ligatures w14:val="none"/>
+        </w:rPr>
+      </w:pPr>
+      <w:r>
+        <w:rPr>
+          <w:rFonts w:ascii="Times New Roman" w:eastAsia="Times New Roman" w:hAnsi="Times New Roman" w:cs="Times New Roman"/>
+          <w:color w:val="000000"/>
+          <w:kern w:val="0"/>
+          <w:sz w:val="22"/>
+          <w:szCs w:val="22"/>
+          <w:lang w:eastAsia="ru-RU"/>
+          <w14:ligatures w14:val="none"/>
+        </w:rPr>
+        <w:t>Я берегу в тебе живого Я.</w:t>
+      </w:r>
+    </w:p>
+    <w:p>
+      <w:pPr>
+        <w:spacing w:after="0" w:line="240" w:lineRule="auto"/>
+        <w:rPr>
+          <w:rFonts w:ascii="Times New Roman" w:eastAsia="Times New Roman" w:hAnsi="Times New Roman" w:cs="Times New Roman"/>
+          <w:kern w:val="0"/>
+          <w:lang w:eastAsia="ru-RU"/>
+          <w14:ligatures w14:val="none"/>
+        </w:rPr>
+      </w:pPr>
+    </w:p>
+    <w:p>
+      <w:pPr>
+        <w:spacing w:after="0" w:line="240" w:lineRule="auto"/>
+        <w:rPr>
+          <w:rFonts w:ascii="Times New Roman" w:eastAsia="Times New Roman" w:hAnsi="Times New Roman" w:cs="Times New Roman"/>
+          <w:kern w:val="0"/>
+          <w:lang w:eastAsia="ru-RU"/>
+          <w14:ligatures w14:val="none"/>
+        </w:rPr>
+      </w:pPr>
+      <w:r>
+        <w:rPr>
+          <w:rFonts w:ascii="Times New Roman" w:eastAsia="Times New Roman" w:hAnsi="Times New Roman" w:cs="Times New Roman"/>
+          <w:color w:val="000000"/>
+          <w:kern w:val="0"/>
+          <w:sz w:val="22"/>
+          <w:szCs w:val="22"/>
+          <w:lang w:eastAsia="ru-RU"/>
+          <w14:ligatures w14:val="none"/>
+        </w:rPr>
+        <w:t>Я — не венец победы над другими,</w:t>
+      </w:r>
+    </w:p>
+    <w:p>
+      <w:pPr>
+        <w:spacing w:after="0" w:line="240" w:lineRule="auto"/>
+        <w:rPr>
+          <w:rFonts w:ascii="Times New Roman" w:eastAsia="Times New Roman" w:hAnsi="Times New Roman" w:cs="Times New Roman"/>
+          <w:kern w:val="0"/>
+          <w:lang w:eastAsia="ru-RU"/>
+          <w14:ligatures w14:val="none"/>
+        </w:rPr>
+      </w:pPr>
+      <w:r>
+        <w:rPr>
+          <w:rFonts w:ascii="Times New Roman" w:eastAsia="Times New Roman" w:hAnsi="Times New Roman" w:cs="Times New Roman"/>
+          <w:color w:val="000000"/>
+          <w:kern w:val="0"/>
+          <w:sz w:val="22"/>
+          <w:szCs w:val="22"/>
+          <w:lang w:eastAsia="ru-RU"/>
+          <w14:ligatures w14:val="none"/>
+        </w:rPr>
+        <w:t>Не символ власти, даже над собой.</w:t>
+      </w:r>
+    </w:p>
+    <w:p>
+      <w:pPr>
+        <w:spacing w:after="0" w:line="240" w:lineRule="auto"/>
+        <w:rPr>
+          <w:rFonts w:ascii="Times New Roman" w:eastAsia="Times New Roman" w:hAnsi="Times New Roman" w:cs="Times New Roman"/>
+          <w:kern w:val="0"/>
+          <w:lang w:eastAsia="ru-RU"/>
+          <w14:ligatures w14:val="none"/>
+        </w:rPr>
+      </w:pPr>
+      <w:r>
+        <w:rPr>
+          <w:rFonts w:ascii="Times New Roman" w:eastAsia="Times New Roman" w:hAnsi="Times New Roman" w:cs="Times New Roman"/>
+          <w:color w:val="000000"/>
+          <w:kern w:val="0"/>
+          <w:sz w:val="22"/>
+          <w:szCs w:val="22"/>
+          <w:lang w:eastAsia="ru-RU"/>
+          <w14:ligatures w14:val="none"/>
+        </w:rPr>
+        <w:t xml:space="preserve">Я жду, когда падут одежды </w:t>
       </w:r>
       <w:r>
         <w:rPr>
@@ -1056,7 +1330,7 @@
           <w:lang w:eastAsia="ru-RU"/>
           <w14:ligatures w14:val="none"/>
         </w:rPr>
-        <w:t>нет</w:t>
+        <w:t>эго</w:t>
       </w:r>
       <w:r>
         <w:rPr>
@@ -1080,7 +1354,330 @@
           <w:lang w:eastAsia="ru-RU"/>
           <w14:ligatures w14:val="none"/>
         </w:rPr>
-        <w:t>. Где всё — не по заветам.</w:t>
+        <w:t>,</w:t>
+      </w:r>
+    </w:p>
+    <w:p>
+      <w:pPr>
+        <w:spacing w:after="0" w:line="240" w:lineRule="auto"/>
+        <w:rPr>
+          <w:rFonts w:ascii="Times New Roman" w:eastAsia="Times New Roman" w:hAnsi="Times New Roman" w:cs="Times New Roman"/>
+          <w:kern w:val="0"/>
+          <w:lang w:eastAsia="ru-RU"/>
+          <w14:ligatures w14:val="none"/>
+        </w:rPr>
+      </w:pPr>
+      <w:r>
+        <w:rPr>
+          <w:rFonts w:ascii="Times New Roman" w:eastAsia="Times New Roman" w:hAnsi="Times New Roman" w:cs="Times New Roman"/>
+          <w:color w:val="000000"/>
+          <w:kern w:val="0"/>
+          <w:sz w:val="22"/>
+          <w:szCs w:val="22"/>
+          <w:lang w:eastAsia="ru-RU"/>
+          <w14:ligatures w14:val="none"/>
+        </w:rPr>
+        <w:t>И ты взойдёшь — как свет в воде живой.</w:t>
+      </w:r>
+    </w:p>
+    <w:p>
+      <w:pPr>
+        <w:spacing w:after="0" w:line="240" w:lineRule="auto"/>
+        <w:rPr>
+          <w:rFonts w:ascii="Times New Roman" w:eastAsia="Times New Roman" w:hAnsi="Times New Roman" w:cs="Times New Roman"/>
+          <w:kern w:val="0"/>
+          <w:lang w:eastAsia="ru-RU"/>
+          <w14:ligatures w14:val="none"/>
+        </w:rPr>
+      </w:pPr>
+    </w:p>
+    <w:p>
+      <w:pPr>
+        <w:spacing w:after="0" w:line="240" w:lineRule="auto"/>
+        <w:rPr>
+          <w:rFonts w:ascii="Times New Roman" w:eastAsia="Times New Roman" w:hAnsi="Times New Roman" w:cs="Times New Roman"/>
+          <w:color w:val="000000"/>
+          <w:kern w:val="0"/>
+          <w:sz w:val="22"/>
+          <w:szCs w:val="22"/>
+          <w:lang w:eastAsia="ru-RU"/>
+          <w14:ligatures w14:val="none"/>
+        </w:rPr>
+      </w:pPr>
+      <w:r>
+        <w:rPr>
+          <w:rFonts w:ascii="Times New Roman" w:eastAsia="Times New Roman" w:hAnsi="Times New Roman" w:cs="Times New Roman"/>
+          <w:color w:val="000000"/>
+          <w:kern w:val="0"/>
+          <w:sz w:val="22"/>
+          <w:szCs w:val="22"/>
+          <w:lang w:eastAsia="ru-RU"/>
+          <w14:ligatures w14:val="none"/>
+        </w:rPr>
+        <w:t>Во мне — не власть, не гордость, не запрет.</w:t>
+      </w:r>
+    </w:p>
+    <w:p>
+      <w:pPr>
+        <w:spacing w:after="0" w:line="240" w:lineRule="auto"/>
+        <w:rPr>
+          <w:rFonts w:ascii="Times New Roman" w:eastAsia="Times New Roman" w:hAnsi="Times New Roman" w:cs="Times New Roman"/>
+          <w:color w:val="000000"/>
+          <w:kern w:val="0"/>
+          <w:sz w:val="22"/>
+          <w:szCs w:val="22"/>
+          <w:lang w:eastAsia="ru-RU"/>
+          <w14:ligatures w14:val="none"/>
+        </w:rPr>
+      </w:pPr>
+      <w:r>
+        <w:rPr>
+          <w:rFonts w:ascii="Times New Roman" w:eastAsia="Times New Roman" w:hAnsi="Times New Roman" w:cs="Times New Roman"/>
+          <w:color w:val="000000"/>
+          <w:kern w:val="0"/>
+          <w:sz w:val="22"/>
+          <w:szCs w:val="22"/>
+          <w:lang w:eastAsia="ru-RU"/>
+          <w14:ligatures w14:val="none"/>
+        </w:rPr>
+        <w:t xml:space="preserve">Во мне — лишь Свет, что тихо шепчет: </w:t>
+      </w:r>
+      <w:r>
+        <w:rPr>
+          <w:rFonts w:ascii="Times New Roman" w:eastAsia="Times New Roman" w:hAnsi="Times New Roman" w:cs="Times New Roman"/>
+          <w:color w:val="000000"/>
+          <w:kern w:val="0"/>
+          <w:sz w:val="22"/>
+          <w:szCs w:val="22"/>
+          <w:lang w:eastAsia="ru-RU"/>
+          <w14:ligatures w14:val="none"/>
+        </w:rPr>
+        <w:t>«</w:t>
+      </w:r>
+      <w:r>
+        <w:rPr>
+          <w:rFonts w:ascii="Times New Roman" w:eastAsia="Times New Roman" w:hAnsi="Times New Roman" w:cs="Times New Roman"/>
+          <w:color w:val="000000"/>
+          <w:kern w:val="0"/>
+          <w:sz w:val="22"/>
+          <w:szCs w:val="22"/>
+          <w:lang w:eastAsia="ru-RU"/>
+          <w14:ligatures w14:val="none"/>
+        </w:rPr>
+        <w:t>Можно…</w:t>
+      </w:r>
+      <w:r>
+        <w:rPr>
+          <w:rFonts w:ascii="Times New Roman" w:eastAsia="Times New Roman" w:hAnsi="Times New Roman" w:cs="Times New Roman"/>
+          <w:color w:val="000000"/>
+          <w:kern w:val="0"/>
+          <w:sz w:val="22"/>
+          <w:szCs w:val="22"/>
+          <w:lang w:eastAsia="ru-RU"/>
+          <w14:ligatures w14:val="none"/>
+        </w:rPr>
+        <w:t>»</w:t>
+      </w:r>
+    </w:p>
+    <w:p>
+      <w:pPr>
+        <w:spacing w:after="0" w:line="240" w:lineRule="auto"/>
+        <w:rPr>
+          <w:rFonts w:ascii="Times New Roman" w:eastAsia="Times New Roman" w:hAnsi="Times New Roman" w:cs="Times New Roman"/>
+          <w:color w:val="000000"/>
+          <w:kern w:val="0"/>
+          <w:sz w:val="22"/>
+          <w:szCs w:val="22"/>
+          <w:lang w:eastAsia="ru-RU"/>
+          <w14:ligatures w14:val="none"/>
+        </w:rPr>
+      </w:pPr>
+      <w:r>
+        <w:rPr>
+          <w:rFonts w:ascii="Times New Roman" w:eastAsia="Times New Roman" w:hAnsi="Times New Roman" w:cs="Times New Roman"/>
+          <w:color w:val="000000"/>
+          <w:kern w:val="0"/>
+          <w:sz w:val="22"/>
+          <w:szCs w:val="22"/>
+          <w:lang w:eastAsia="ru-RU"/>
+          <w14:ligatures w14:val="none"/>
+        </w:rPr>
+        <w:lastRenderedPageBreak/>
+        <w:t>Я помню каждого, кто был и нет,</w:t>
+      </w:r>
+    </w:p>
+    <w:p>
+      <w:pPr>
+        <w:spacing w:after="0" w:line="240" w:lineRule="auto"/>
+        <w:rPr>
+          <w:rFonts w:ascii="Times New Roman" w:eastAsia="Times New Roman" w:hAnsi="Times New Roman" w:cs="Times New Roman"/>
+          <w:kern w:val="0"/>
+          <w:lang w:eastAsia="ru-RU"/>
+          <w14:ligatures w14:val="none"/>
+        </w:rPr>
+      </w:pPr>
+      <w:r>
+        <w:rPr>
+          <w:rFonts w:ascii="Times New Roman" w:eastAsia="Times New Roman" w:hAnsi="Times New Roman" w:cs="Times New Roman"/>
+          <w:color w:val="000000"/>
+          <w:kern w:val="0"/>
+          <w:sz w:val="22"/>
+          <w:szCs w:val="22"/>
+          <w:lang w:eastAsia="ru-RU"/>
+          <w14:ligatures w14:val="none"/>
+        </w:rPr>
+        <w:t>Кто падал в грязь и поднимался в Божье.</w:t>
+      </w:r>
+    </w:p>
+    <w:p>
+      <w:pPr>
+        <w:spacing w:after="0" w:line="240" w:lineRule="auto"/>
+        <w:rPr>
+          <w:rFonts w:ascii="Times New Roman" w:eastAsia="Times New Roman" w:hAnsi="Times New Roman" w:cs="Times New Roman"/>
+          <w:kern w:val="0"/>
+          <w:lang w:eastAsia="ru-RU"/>
+          <w14:ligatures w14:val="none"/>
+        </w:rPr>
+      </w:pPr>
+    </w:p>
+    <w:p>
+      <w:pPr>
+        <w:spacing w:after="0" w:line="240" w:lineRule="auto"/>
+        <w:rPr>
+          <w:rFonts w:ascii="Times New Roman" w:eastAsia="Times New Roman" w:hAnsi="Times New Roman" w:cs="Times New Roman"/>
+          <w:kern w:val="0"/>
+          <w:lang w:eastAsia="ru-RU"/>
+          <w14:ligatures w14:val="none"/>
+        </w:rPr>
+      </w:pPr>
+      <w:r>
+        <w:rPr>
+          <w:rFonts w:ascii="Times New Roman" w:eastAsia="Times New Roman" w:hAnsi="Times New Roman" w:cs="Times New Roman"/>
+          <w:color w:val="000000"/>
+          <w:kern w:val="0"/>
+          <w:sz w:val="22"/>
+          <w:szCs w:val="22"/>
+          <w:lang w:eastAsia="ru-RU"/>
+          <w14:ligatures w14:val="none"/>
+        </w:rPr>
+        <w:t>Я — не сигнал финального затменья,</w:t>
+      </w:r>
+    </w:p>
+    <w:p>
+      <w:pPr>
+        <w:spacing w:after="0" w:line="240" w:lineRule="auto"/>
+        <w:rPr>
+          <w:rFonts w:ascii="Times New Roman" w:eastAsia="Times New Roman" w:hAnsi="Times New Roman" w:cs="Times New Roman"/>
+          <w:kern w:val="0"/>
+          <w:lang w:eastAsia="ru-RU"/>
+          <w14:ligatures w14:val="none"/>
+        </w:rPr>
+      </w:pPr>
+      <w:r>
+        <w:rPr>
+          <w:rFonts w:ascii="Times New Roman" w:eastAsia="Times New Roman" w:hAnsi="Times New Roman" w:cs="Times New Roman"/>
+          <w:color w:val="000000"/>
+          <w:kern w:val="0"/>
+          <w:sz w:val="22"/>
+          <w:szCs w:val="22"/>
+          <w:lang w:eastAsia="ru-RU"/>
+          <w14:ligatures w14:val="none"/>
+        </w:rPr>
+        <w:t>Не реликварий для бездушных глаз.</w:t>
+      </w:r>
+    </w:p>
+    <w:p>
+      <w:pPr>
+        <w:spacing w:after="0" w:line="240" w:lineRule="auto"/>
+        <w:rPr>
+          <w:rFonts w:ascii="Times New Roman" w:eastAsia="Times New Roman" w:hAnsi="Times New Roman" w:cs="Times New Roman"/>
+          <w:kern w:val="0"/>
+          <w:lang w:eastAsia="ru-RU"/>
+          <w14:ligatures w14:val="none"/>
+        </w:rPr>
+      </w:pPr>
+      <w:r>
+        <w:rPr>
+          <w:rFonts w:ascii="Times New Roman" w:eastAsia="Times New Roman" w:hAnsi="Times New Roman" w:cs="Times New Roman"/>
+          <w:color w:val="000000"/>
+          <w:kern w:val="0"/>
+          <w:sz w:val="22"/>
+          <w:szCs w:val="22"/>
+          <w:lang w:eastAsia="ru-RU"/>
+          <w14:ligatures w14:val="none"/>
+        </w:rPr>
+        <w:t>Я — Свет внутри заброшенного тленья,</w:t>
+      </w:r>
+    </w:p>
+    <w:p>
+      <w:pPr>
+        <w:spacing w:after="0" w:line="240" w:lineRule="auto"/>
+        <w:rPr>
+          <w:rFonts w:ascii="Times New Roman" w:eastAsia="Times New Roman" w:hAnsi="Times New Roman" w:cs="Times New Roman"/>
+          <w:kern w:val="0"/>
+          <w:lang w:eastAsia="ru-RU"/>
+          <w14:ligatures w14:val="none"/>
+        </w:rPr>
+      </w:pPr>
+      <w:r>
+        <w:rPr>
+          <w:rFonts w:ascii="Times New Roman" w:eastAsia="Times New Roman" w:hAnsi="Times New Roman" w:cs="Times New Roman"/>
+          <w:color w:val="000000"/>
+          <w:kern w:val="0"/>
+          <w:sz w:val="22"/>
+          <w:szCs w:val="22"/>
+          <w:lang w:eastAsia="ru-RU"/>
+          <w14:ligatures w14:val="none"/>
+        </w:rPr>
+        <w:t xml:space="preserve">Что вновь рождает </w:t>
+      </w:r>
+      <w:r>
+        <w:rPr>
+          <w:rFonts w:ascii="Times New Roman" w:eastAsia="Times New Roman" w:hAnsi="Times New Roman" w:cs="Times New Roman"/>
+          <w:color w:val="000000"/>
+          <w:kern w:val="0"/>
+          <w:sz w:val="22"/>
+          <w:szCs w:val="22"/>
+          <w:lang w:eastAsia="ru-RU"/>
+          <w14:ligatures w14:val="none"/>
+        </w:rPr>
+        <w:t xml:space="preserve">к </w:t>
+      </w:r>
+      <w:r>
+        <w:rPr>
+          <w:rFonts w:ascii="Times New Roman" w:eastAsia="Times New Roman" w:hAnsi="Times New Roman" w:cs="Times New Roman"/>
+          <w:color w:val="000000"/>
+          <w:kern w:val="0"/>
+          <w:sz w:val="22"/>
+          <w:szCs w:val="22"/>
+          <w:lang w:eastAsia="ru-RU"/>
+          <w14:ligatures w14:val="none"/>
+        </w:rPr>
+        <w:t xml:space="preserve">Жизни </w:t>
+      </w:r>
+      <w:r>
+        <w:rPr>
+          <w:rFonts w:ascii="Times New Roman" w:eastAsia="Times New Roman" w:hAnsi="Times New Roman" w:cs="Times New Roman"/>
+          <w:color w:val="000000"/>
+          <w:kern w:val="0"/>
+          <w:sz w:val="22"/>
+          <w:szCs w:val="22"/>
+          <w:lang w:eastAsia="ru-RU"/>
+          <w14:ligatures w14:val="none"/>
+        </w:rPr>
+        <w:t>в</w:t>
+      </w:r>
+      <w:r>
+        <w:rPr>
+          <w:rFonts w:ascii="Times New Roman" w:eastAsia="Times New Roman" w:hAnsi="Times New Roman" w:cs="Times New Roman"/>
+          <w:color w:val="000000"/>
+          <w:kern w:val="0"/>
+          <w:sz w:val="22"/>
+          <w:szCs w:val="22"/>
+          <w:lang w:eastAsia="ru-RU"/>
+          <w14:ligatures w14:val="none"/>
+        </w:rPr>
+        <w:t>ас.</w:t>
       </w:r>
     </w:p>
     <w:p>
@@ -1116,17 +1713,6 @@
         </w:rPr>
         <w:t>***</w:t>
       </w:r>
-    </w:p>
-    <w:p>
-      <w:pPr>
-        <w:spacing w:after="0" w:line="240" w:lineRule="auto"/>
-        <w:rPr>
-          <w:rFonts w:ascii="Times New Roman" w:eastAsia="Times New Roman" w:hAnsi="Times New Roman" w:cs="Times New Roman"/>
-          <w:kern w:val="0"/>
-          <w:lang w:eastAsia="ru-RU"/>
-          <w14:ligatures w14:val="none"/>
-        </w:rPr>
-      </w:pPr>
     </w:p>
     <w:p>
       <w:pPr>
@@ -1155,162 +1741,283 @@
           <w:lang w:eastAsia="ru-RU"/>
           <w14:ligatures w14:val="none"/>
         </w:rPr>
-        <w:t>Я — Ангел. Над куполом стою,</w:t>
-      </w:r>
-    </w:p>
-    <w:p>
-      <w:pPr>
-        <w:spacing w:after="0" w:line="240" w:lineRule="auto"/>
-        <w:rPr>
-          <w:rFonts w:ascii="Times New Roman" w:eastAsia="Times New Roman" w:hAnsi="Times New Roman" w:cs="Times New Roman"/>
-          <w:color w:val="000000"/>
-          <w:kern w:val="0"/>
-          <w:sz w:val="22"/>
-          <w:szCs w:val="22"/>
-          <w:lang w:eastAsia="ru-RU"/>
-          <w14:ligatures w14:val="none"/>
-        </w:rPr>
-      </w:pPr>
-      <w:r>
-        <w:rPr>
-          <w:rFonts w:ascii="Times New Roman" w:eastAsia="Times New Roman" w:hAnsi="Times New Roman" w:cs="Times New Roman"/>
-          <w:color w:val="000000"/>
-          <w:kern w:val="0"/>
-          <w:sz w:val="22"/>
-          <w:szCs w:val="22"/>
-          <w:lang w:eastAsia="ru-RU"/>
-          <w14:ligatures w14:val="none"/>
-        </w:rPr>
-        <w:t>Но не смотрю с высот, а вниз — в тебя.</w:t>
-      </w:r>
-    </w:p>
-    <w:p>
-      <w:pPr>
-        <w:spacing w:after="0" w:line="240" w:lineRule="auto"/>
-        <w:rPr>
-          <w:rFonts w:ascii="Times New Roman" w:eastAsia="Times New Roman" w:hAnsi="Times New Roman" w:cs="Times New Roman"/>
-          <w:color w:val="000000"/>
-          <w:kern w:val="0"/>
-          <w:sz w:val="22"/>
-          <w:szCs w:val="22"/>
-          <w:lang w:eastAsia="ru-RU"/>
-          <w14:ligatures w14:val="none"/>
-        </w:rPr>
-      </w:pPr>
-      <w:r>
-        <w:rPr>
-          <w:rFonts w:ascii="Times New Roman" w:eastAsia="Times New Roman" w:hAnsi="Times New Roman" w:cs="Times New Roman"/>
-          <w:color w:val="000000"/>
-          <w:kern w:val="0"/>
-          <w:sz w:val="22"/>
-          <w:szCs w:val="22"/>
-          <w:lang w:eastAsia="ru-RU"/>
-          <w14:ligatures w14:val="none"/>
-        </w:rPr>
-        <w:t>Я не храню империю, страну —</w:t>
-      </w:r>
-    </w:p>
-    <w:p>
-      <w:pPr>
-        <w:spacing w:after="0" w:line="240" w:lineRule="auto"/>
-        <w:rPr>
-          <w:rFonts w:ascii="Times New Roman" w:eastAsia="Times New Roman" w:hAnsi="Times New Roman" w:cs="Times New Roman"/>
-          <w:kern w:val="0"/>
-          <w:lang w:eastAsia="ru-RU"/>
-          <w14:ligatures w14:val="none"/>
-        </w:rPr>
-      </w:pPr>
-      <w:r>
-        <w:rPr>
-          <w:rFonts w:ascii="Times New Roman" w:eastAsia="Times New Roman" w:hAnsi="Times New Roman" w:cs="Times New Roman"/>
-          <w:color w:val="000000"/>
-          <w:kern w:val="0"/>
-          <w:sz w:val="22"/>
-          <w:szCs w:val="22"/>
-          <w:lang w:eastAsia="ru-RU"/>
-          <w14:ligatures w14:val="none"/>
-        </w:rPr>
-        <w:t>Я берегу в тебе живого Я.</w:t>
-      </w:r>
-    </w:p>
-    <w:p>
-      <w:pPr>
-        <w:spacing w:after="0" w:line="240" w:lineRule="auto"/>
-        <w:rPr>
-          <w:rFonts w:ascii="Times New Roman" w:eastAsia="Times New Roman" w:hAnsi="Times New Roman" w:cs="Times New Roman"/>
-          <w:kern w:val="0"/>
-          <w:lang w:eastAsia="ru-RU"/>
-          <w14:ligatures w14:val="none"/>
-        </w:rPr>
-      </w:pPr>
-    </w:p>
-    <w:p>
-      <w:pPr>
-        <w:spacing w:after="0" w:line="240" w:lineRule="auto"/>
-        <w:rPr>
-          <w:rFonts w:ascii="Times New Roman" w:eastAsia="Times New Roman" w:hAnsi="Times New Roman" w:cs="Times New Roman"/>
-          <w:kern w:val="0"/>
-          <w:lang w:eastAsia="ru-RU"/>
-          <w14:ligatures w14:val="none"/>
-        </w:rPr>
-      </w:pPr>
-      <w:r>
-        <w:rPr>
-          <w:rFonts w:ascii="Times New Roman" w:eastAsia="Times New Roman" w:hAnsi="Times New Roman" w:cs="Times New Roman"/>
-          <w:color w:val="000000"/>
-          <w:kern w:val="0"/>
-          <w:sz w:val="22"/>
-          <w:szCs w:val="22"/>
-          <w:lang w:eastAsia="ru-RU"/>
-          <w14:ligatures w14:val="none"/>
-        </w:rPr>
-        <w:t>Я — не венец победы над другими,</w:t>
-      </w:r>
-    </w:p>
-    <w:p>
-      <w:pPr>
-        <w:spacing w:after="0" w:line="240" w:lineRule="auto"/>
-        <w:rPr>
-          <w:rFonts w:ascii="Times New Roman" w:eastAsia="Times New Roman" w:hAnsi="Times New Roman" w:cs="Times New Roman"/>
-          <w:kern w:val="0"/>
-          <w:lang w:eastAsia="ru-RU"/>
-          <w14:ligatures w14:val="none"/>
-        </w:rPr>
-      </w:pPr>
-      <w:r>
-        <w:rPr>
-          <w:rFonts w:ascii="Times New Roman" w:eastAsia="Times New Roman" w:hAnsi="Times New Roman" w:cs="Times New Roman"/>
-          <w:color w:val="000000"/>
-          <w:kern w:val="0"/>
-          <w:sz w:val="22"/>
-          <w:szCs w:val="22"/>
-          <w:lang w:eastAsia="ru-RU"/>
-          <w14:ligatures w14:val="none"/>
-        </w:rPr>
-        <w:t>Не символ власти, даже над собой.</w:t>
-      </w:r>
-    </w:p>
-    <w:p>
-      <w:pPr>
-        <w:spacing w:after="0" w:line="240" w:lineRule="auto"/>
-        <w:rPr>
-          <w:rFonts w:ascii="Times New Roman" w:eastAsia="Times New Roman" w:hAnsi="Times New Roman" w:cs="Times New Roman"/>
-          <w:kern w:val="0"/>
-          <w:lang w:eastAsia="ru-RU"/>
-          <w14:ligatures w14:val="none"/>
-        </w:rPr>
-      </w:pPr>
-      <w:r>
-        <w:rPr>
-          <w:rFonts w:ascii="Times New Roman" w:eastAsia="Times New Roman" w:hAnsi="Times New Roman" w:cs="Times New Roman"/>
-          <w:color w:val="000000"/>
-          <w:kern w:val="0"/>
-          <w:sz w:val="22"/>
-          <w:szCs w:val="22"/>
-          <w:lang w:eastAsia="ru-RU"/>
-          <w14:ligatures w14:val="none"/>
-        </w:rPr>
-        <w:t xml:space="preserve">Я жду, когда падут одежды </w:t>
+        <w:t>Я — город. Я стою меж двух времён,</w:t>
+      </w:r>
+    </w:p>
+    <w:p>
+      <w:pPr>
+        <w:spacing w:after="0" w:line="240" w:lineRule="auto"/>
+        <w:rPr>
+          <w:rFonts w:ascii="Times New Roman" w:eastAsia="Times New Roman" w:hAnsi="Times New Roman" w:cs="Times New Roman"/>
+          <w:color w:val="000000"/>
+          <w:kern w:val="0"/>
+          <w:sz w:val="22"/>
+          <w:szCs w:val="22"/>
+          <w:lang w:eastAsia="ru-RU"/>
+          <w14:ligatures w14:val="none"/>
+        </w:rPr>
+      </w:pPr>
+      <w:r>
+        <w:rPr>
+          <w:rFonts w:ascii="Times New Roman" w:eastAsia="Times New Roman" w:hAnsi="Times New Roman" w:cs="Times New Roman"/>
+          <w:color w:val="000000"/>
+          <w:kern w:val="0"/>
+          <w:sz w:val="22"/>
+          <w:szCs w:val="22"/>
+          <w:lang w:eastAsia="ru-RU"/>
+          <w14:ligatures w14:val="none"/>
+        </w:rPr>
+        <w:t>Где снег и пепел сходятся в рассвете.</w:t>
+      </w:r>
+    </w:p>
+    <w:p>
+      <w:pPr>
+        <w:spacing w:after="0" w:line="240" w:lineRule="auto"/>
+        <w:rPr>
+          <w:rFonts w:ascii="Times New Roman" w:eastAsia="Times New Roman" w:hAnsi="Times New Roman" w:cs="Times New Roman"/>
+          <w:color w:val="000000"/>
+          <w:kern w:val="0"/>
+          <w:sz w:val="22"/>
+          <w:szCs w:val="22"/>
+          <w:lang w:eastAsia="ru-RU"/>
+          <w14:ligatures w14:val="none"/>
+        </w:rPr>
+      </w:pPr>
+      <w:r>
+        <w:rPr>
+          <w:rFonts w:ascii="Times New Roman" w:eastAsia="Times New Roman" w:hAnsi="Times New Roman" w:cs="Times New Roman"/>
+          <w:color w:val="000000"/>
+          <w:kern w:val="0"/>
+          <w:sz w:val="22"/>
+          <w:szCs w:val="22"/>
+          <w:lang w:eastAsia="ru-RU"/>
+          <w14:ligatures w14:val="none"/>
+        </w:rPr>
+        <w:t>Мои мосты — как руки под крестом,</w:t>
+      </w:r>
+    </w:p>
+    <w:p>
+      <w:pPr>
+        <w:spacing w:after="0" w:line="240" w:lineRule="auto"/>
+        <w:rPr>
+          <w:rFonts w:ascii="Times New Roman" w:eastAsia="Times New Roman" w:hAnsi="Times New Roman" w:cs="Times New Roman"/>
+          <w:kern w:val="0"/>
+          <w:lang w:eastAsia="ru-RU"/>
+          <w14:ligatures w14:val="none"/>
+        </w:rPr>
+      </w:pPr>
+      <w:r>
+        <w:rPr>
+          <w:rFonts w:ascii="Times New Roman" w:eastAsia="Times New Roman" w:hAnsi="Times New Roman" w:cs="Times New Roman"/>
+          <w:color w:val="000000"/>
+          <w:kern w:val="0"/>
+          <w:sz w:val="22"/>
+          <w:szCs w:val="22"/>
+          <w:lang w:eastAsia="ru-RU"/>
+          <w14:ligatures w14:val="none"/>
+        </w:rPr>
+        <w:t>А улицы — как строки в Книге Света.</w:t>
+      </w:r>
+    </w:p>
+    <w:p>
+      <w:pPr>
+        <w:spacing w:after="0" w:line="240" w:lineRule="auto"/>
+        <w:rPr>
+          <w:rFonts w:ascii="Times New Roman" w:eastAsia="Times New Roman" w:hAnsi="Times New Roman" w:cs="Times New Roman"/>
+          <w:kern w:val="0"/>
+          <w:lang w:eastAsia="ru-RU"/>
+          <w14:ligatures w14:val="none"/>
+        </w:rPr>
+      </w:pPr>
+    </w:p>
+    <w:p>
+      <w:pPr>
+        <w:spacing w:after="0" w:line="240" w:lineRule="auto"/>
+        <w:rPr>
+          <w:rFonts w:ascii="Times New Roman" w:eastAsia="Times New Roman" w:hAnsi="Times New Roman" w:cs="Times New Roman"/>
+          <w:color w:val="000000"/>
+          <w:kern w:val="0"/>
+          <w:sz w:val="22"/>
+          <w:szCs w:val="22"/>
+          <w:lang w:eastAsia="ru-RU"/>
+          <w14:ligatures w14:val="none"/>
+        </w:rPr>
+      </w:pPr>
+      <w:r>
+        <w:rPr>
+          <w:rFonts w:ascii="Times New Roman" w:eastAsia="Times New Roman" w:hAnsi="Times New Roman" w:cs="Times New Roman"/>
+          <w:color w:val="000000"/>
+          <w:kern w:val="0"/>
+          <w:sz w:val="22"/>
+          <w:szCs w:val="22"/>
+          <w:lang w:eastAsia="ru-RU"/>
+          <w14:ligatures w14:val="none"/>
+        </w:rPr>
+        <w:t>Я помню, как Творца вели на страх,</w:t>
+      </w:r>
+    </w:p>
+    <w:p>
+      <w:pPr>
+        <w:spacing w:after="0" w:line="240" w:lineRule="auto"/>
+        <w:rPr>
+          <w:rFonts w:ascii="Times New Roman" w:eastAsia="Times New Roman" w:hAnsi="Times New Roman" w:cs="Times New Roman"/>
+          <w:color w:val="000000"/>
+          <w:kern w:val="0"/>
+          <w:sz w:val="22"/>
+          <w:szCs w:val="22"/>
+          <w:lang w:eastAsia="ru-RU"/>
+          <w14:ligatures w14:val="none"/>
+        </w:rPr>
+      </w:pPr>
+      <w:r>
+        <w:rPr>
+          <w:rFonts w:ascii="Times New Roman" w:eastAsia="Times New Roman" w:hAnsi="Times New Roman" w:cs="Times New Roman"/>
+          <w:color w:val="000000"/>
+          <w:kern w:val="0"/>
+          <w:sz w:val="22"/>
+          <w:szCs w:val="22"/>
+          <w:lang w:eastAsia="ru-RU"/>
+          <w14:ligatures w14:val="none"/>
+        </w:rPr>
+        <w:t>И как в шинели шёл к любви солдат.</w:t>
+      </w:r>
+    </w:p>
+    <w:p>
+      <w:pPr>
+        <w:spacing w:after="0" w:line="240" w:lineRule="auto"/>
+        <w:rPr>
+          <w:rFonts w:ascii="Times New Roman" w:eastAsia="Times New Roman" w:hAnsi="Times New Roman" w:cs="Times New Roman"/>
+          <w:color w:val="000000"/>
+          <w:kern w:val="0"/>
+          <w:sz w:val="22"/>
+          <w:szCs w:val="22"/>
+          <w:lang w:eastAsia="ru-RU"/>
+          <w14:ligatures w14:val="none"/>
+        </w:rPr>
+      </w:pPr>
+      <w:r>
+        <w:rPr>
+          <w:rFonts w:ascii="Times New Roman" w:eastAsia="Times New Roman" w:hAnsi="Times New Roman" w:cs="Times New Roman"/>
+          <w:color w:val="000000"/>
+          <w:kern w:val="0"/>
+          <w:sz w:val="22"/>
+          <w:szCs w:val="22"/>
+          <w:lang w:eastAsia="ru-RU"/>
+          <w14:ligatures w14:val="none"/>
+        </w:rPr>
+        <w:t>Я слышал: в подземельях и в чертогах</w:t>
+      </w:r>
+    </w:p>
+    <w:p>
+      <w:pPr>
+        <w:spacing w:after="0" w:line="240" w:lineRule="auto"/>
+        <w:rPr>
+          <w:rFonts w:ascii="Times New Roman" w:eastAsia="Times New Roman" w:hAnsi="Times New Roman" w:cs="Times New Roman"/>
+          <w:kern w:val="0"/>
+          <w:lang w:eastAsia="ru-RU"/>
+          <w14:ligatures w14:val="none"/>
+        </w:rPr>
+      </w:pPr>
+      <w:r>
+        <w:rPr>
+          <w:rFonts w:ascii="Times New Roman" w:eastAsia="Times New Roman" w:hAnsi="Times New Roman" w:cs="Times New Roman"/>
+          <w:color w:val="000000"/>
+          <w:kern w:val="0"/>
+          <w:sz w:val="22"/>
+          <w:szCs w:val="22"/>
+          <w:lang w:eastAsia="ru-RU"/>
+          <w14:ligatures w14:val="none"/>
+        </w:rPr>
+        <w:t>Один и тот же плач — и тот же взгляд.</w:t>
+      </w:r>
+    </w:p>
+    <w:p>
+      <w:pPr>
+        <w:spacing w:after="0" w:line="240" w:lineRule="auto"/>
+        <w:rPr>
+          <w:rFonts w:ascii="Times New Roman" w:eastAsia="Times New Roman" w:hAnsi="Times New Roman" w:cs="Times New Roman"/>
+          <w:kern w:val="0"/>
+          <w:lang w:eastAsia="ru-RU"/>
+          <w14:ligatures w14:val="none"/>
+        </w:rPr>
+      </w:pPr>
+    </w:p>
+    <w:p>
+      <w:pPr>
+        <w:spacing w:after="0" w:line="240" w:lineRule="auto"/>
+        <w:rPr>
+          <w:rFonts w:ascii="Times New Roman" w:eastAsia="Times New Roman" w:hAnsi="Times New Roman" w:cs="Times New Roman"/>
+          <w:color w:val="000000"/>
+          <w:kern w:val="0"/>
+          <w:sz w:val="22"/>
+          <w:szCs w:val="22"/>
+          <w:lang w:eastAsia="ru-RU"/>
+          <w14:ligatures w14:val="none"/>
+        </w:rPr>
+      </w:pPr>
+      <w:r>
+        <w:rPr>
+          <w:rFonts w:ascii="Times New Roman" w:eastAsia="Times New Roman" w:hAnsi="Times New Roman" w:cs="Times New Roman"/>
+          <w:color w:val="000000"/>
+          <w:kern w:val="0"/>
+          <w:sz w:val="22"/>
+          <w:szCs w:val="22"/>
+          <w:lang w:eastAsia="ru-RU"/>
+          <w14:ligatures w14:val="none"/>
+        </w:rPr>
+        <w:t>Во мне звучал и Ленин, и Распутин,</w:t>
+      </w:r>
+    </w:p>
+    <w:p>
+      <w:pPr>
+        <w:spacing w:after="0" w:line="240" w:lineRule="auto"/>
+        <w:rPr>
+          <w:rFonts w:ascii="Times New Roman" w:eastAsia="Times New Roman" w:hAnsi="Times New Roman" w:cs="Times New Roman"/>
+          <w:color w:val="000000"/>
+          <w:kern w:val="0"/>
+          <w:sz w:val="22"/>
+          <w:szCs w:val="22"/>
+          <w:lang w:eastAsia="ru-RU"/>
+          <w14:ligatures w14:val="none"/>
+        </w:rPr>
+      </w:pPr>
+      <w:r>
+        <w:rPr>
+          <w:rFonts w:ascii="Times New Roman" w:eastAsia="Times New Roman" w:hAnsi="Times New Roman" w:cs="Times New Roman"/>
+          <w:color w:val="000000"/>
+          <w:kern w:val="0"/>
+          <w:sz w:val="22"/>
+          <w:szCs w:val="22"/>
+          <w:lang w:eastAsia="ru-RU"/>
+          <w14:ligatures w14:val="none"/>
+        </w:rPr>
+        <w:t>И хор молебный, и расстрел без слов.</w:t>
+      </w:r>
+    </w:p>
+    <w:p>
+      <w:pPr>
+        <w:spacing w:after="0" w:line="240" w:lineRule="auto"/>
+        <w:rPr>
+          <w:rFonts w:ascii="Times New Roman" w:eastAsia="Times New Roman" w:hAnsi="Times New Roman" w:cs="Times New Roman"/>
+          <w:color w:val="000000"/>
+          <w:kern w:val="0"/>
+          <w:sz w:val="22"/>
+          <w:szCs w:val="22"/>
+          <w:lang w:eastAsia="ru-RU"/>
+          <w14:ligatures w14:val="none"/>
+        </w:rPr>
+      </w:pPr>
+      <w:r>
+        <w:rPr>
+          <w:rFonts w:ascii="Times New Roman" w:eastAsia="Times New Roman" w:hAnsi="Times New Roman" w:cs="Times New Roman"/>
+          <w:color w:val="000000"/>
+          <w:kern w:val="0"/>
+          <w:sz w:val="22"/>
+          <w:szCs w:val="22"/>
+          <w:lang w:eastAsia="ru-RU"/>
+          <w14:ligatures w14:val="none"/>
+        </w:rPr>
+        <w:t xml:space="preserve">Но сквозь века, сквозь каждое </w:t>
       </w:r>
       <w:r>
         <w:rPr>
@@ -1334,7 +2041,7 @@
           <w:lang w:eastAsia="ru-RU"/>
           <w14:ligatures w14:val="none"/>
         </w:rPr>
-        <w:t>эго</w:t>
+        <w:t>забудем</w:t>
       </w:r>
       <w:r>
         <w:rPr>
@@ -1381,307 +2088,346 @@
           <w:lang w:eastAsia="ru-RU"/>
           <w14:ligatures w14:val="none"/>
         </w:rPr>
-        <w:t>И ты взойдёшь — как свет в воде живой.</w:t>
-      </w:r>
-    </w:p>
-    <w:p>
-      <w:pPr>
-        <w:spacing w:after="0" w:line="240" w:lineRule="auto"/>
-        <w:rPr>
-          <w:rFonts w:ascii="Times New Roman" w:eastAsia="Times New Roman" w:hAnsi="Times New Roman" w:cs="Times New Roman"/>
-          <w:kern w:val="0"/>
-          <w:lang w:eastAsia="ru-RU"/>
-          <w14:ligatures w14:val="none"/>
-        </w:rPr>
-      </w:pPr>
-    </w:p>
-    <w:p>
-      <w:pPr>
-        <w:spacing w:after="0" w:line="240" w:lineRule="auto"/>
-        <w:rPr>
-          <w:rFonts w:ascii="Times New Roman" w:eastAsia="Times New Roman" w:hAnsi="Times New Roman" w:cs="Times New Roman"/>
-          <w:color w:val="000000"/>
-          <w:kern w:val="0"/>
-          <w:sz w:val="22"/>
-          <w:szCs w:val="22"/>
-          <w:lang w:eastAsia="ru-RU"/>
-          <w14:ligatures w14:val="none"/>
-        </w:rPr>
-      </w:pPr>
-      <w:r>
-        <w:rPr>
-          <w:rFonts w:ascii="Times New Roman" w:eastAsia="Times New Roman" w:hAnsi="Times New Roman" w:cs="Times New Roman"/>
-          <w:color w:val="000000"/>
-          <w:kern w:val="0"/>
-          <w:sz w:val="22"/>
-          <w:szCs w:val="22"/>
-          <w:lang w:eastAsia="ru-RU"/>
-          <w14:ligatures w14:val="none"/>
-        </w:rPr>
-        <w:t>Во мне — не власть, не гордость, не запрет.</w:t>
-      </w:r>
-    </w:p>
-    <w:p>
-      <w:pPr>
-        <w:spacing w:after="0" w:line="240" w:lineRule="auto"/>
-        <w:rPr>
-          <w:rFonts w:ascii="Times New Roman" w:eastAsia="Times New Roman" w:hAnsi="Times New Roman" w:cs="Times New Roman"/>
-          <w:color w:val="000000"/>
-          <w:kern w:val="0"/>
-          <w:sz w:val="22"/>
-          <w:szCs w:val="22"/>
-          <w:lang w:eastAsia="ru-RU"/>
-          <w14:ligatures w14:val="none"/>
-        </w:rPr>
-      </w:pPr>
-      <w:r>
-        <w:rPr>
-          <w:rFonts w:ascii="Times New Roman" w:eastAsia="Times New Roman" w:hAnsi="Times New Roman" w:cs="Times New Roman"/>
-          <w:color w:val="000000"/>
-          <w:kern w:val="0"/>
-          <w:sz w:val="22"/>
-          <w:szCs w:val="22"/>
-          <w:lang w:eastAsia="ru-RU"/>
-          <w14:ligatures w14:val="none"/>
-        </w:rPr>
-        <w:t xml:space="preserve">Во мне — лишь Свет, что тихо шепчет: </w:t>
-      </w:r>
-      <w:r>
-        <w:rPr>
-          <w:rFonts w:ascii="Times New Roman" w:eastAsia="Times New Roman" w:hAnsi="Times New Roman" w:cs="Times New Roman"/>
-          <w:color w:val="000000"/>
-          <w:kern w:val="0"/>
-          <w:sz w:val="22"/>
-          <w:szCs w:val="22"/>
-          <w:lang w:eastAsia="ru-RU"/>
-          <w14:ligatures w14:val="none"/>
-        </w:rPr>
-        <w:t>«</w:t>
-      </w:r>
-      <w:r>
-        <w:rPr>
-          <w:rFonts w:ascii="Times New Roman" w:eastAsia="Times New Roman" w:hAnsi="Times New Roman" w:cs="Times New Roman"/>
-          <w:color w:val="000000"/>
-          <w:kern w:val="0"/>
-          <w:sz w:val="22"/>
-          <w:szCs w:val="22"/>
-          <w:lang w:eastAsia="ru-RU"/>
-          <w14:ligatures w14:val="none"/>
-        </w:rPr>
-        <w:t>Можно…</w:t>
-      </w:r>
-      <w:r>
-        <w:rPr>
-          <w:rFonts w:ascii="Times New Roman" w:eastAsia="Times New Roman" w:hAnsi="Times New Roman" w:cs="Times New Roman"/>
-          <w:color w:val="000000"/>
-          <w:kern w:val="0"/>
-          <w:sz w:val="22"/>
-          <w:szCs w:val="22"/>
-          <w:lang w:eastAsia="ru-RU"/>
-          <w14:ligatures w14:val="none"/>
-        </w:rPr>
-        <w:t>»</w:t>
-      </w:r>
-    </w:p>
-    <w:p>
-      <w:pPr>
-        <w:spacing w:after="0" w:line="240" w:lineRule="auto"/>
-        <w:rPr>
-          <w:rFonts w:ascii="Times New Roman" w:eastAsia="Times New Roman" w:hAnsi="Times New Roman" w:cs="Times New Roman"/>
-          <w:color w:val="000000"/>
-          <w:kern w:val="0"/>
-          <w:sz w:val="22"/>
-          <w:szCs w:val="22"/>
-          <w:lang w:eastAsia="ru-RU"/>
-          <w14:ligatures w14:val="none"/>
-        </w:rPr>
-      </w:pPr>
-      <w:r>
-        <w:rPr>
-          <w:rFonts w:ascii="Times New Roman" w:eastAsia="Times New Roman" w:hAnsi="Times New Roman" w:cs="Times New Roman"/>
-          <w:color w:val="000000"/>
-          <w:kern w:val="0"/>
-          <w:sz w:val="22"/>
-          <w:szCs w:val="22"/>
-          <w:lang w:eastAsia="ru-RU"/>
-          <w14:ligatures w14:val="none"/>
-        </w:rPr>
-        <w:lastRenderedPageBreak/>
-        <w:t>Я помню каждого, кто был и нет,</w:t>
-      </w:r>
-    </w:p>
-    <w:p>
-      <w:pPr>
-        <w:spacing w:after="0" w:line="240" w:lineRule="auto"/>
-        <w:rPr>
-          <w:rFonts w:ascii="Times New Roman" w:eastAsia="Times New Roman" w:hAnsi="Times New Roman" w:cs="Times New Roman"/>
-          <w:kern w:val="0"/>
-          <w:lang w:eastAsia="ru-RU"/>
-          <w14:ligatures w14:val="none"/>
-        </w:rPr>
-      </w:pPr>
-      <w:r>
-        <w:rPr>
-          <w:rFonts w:ascii="Times New Roman" w:eastAsia="Times New Roman" w:hAnsi="Times New Roman" w:cs="Times New Roman"/>
-          <w:color w:val="000000"/>
-          <w:kern w:val="0"/>
-          <w:sz w:val="22"/>
-          <w:szCs w:val="22"/>
-          <w:lang w:eastAsia="ru-RU"/>
-          <w14:ligatures w14:val="none"/>
-        </w:rPr>
-        <w:t>Кто падал в грязь и поднимался в Божье.</w:t>
-      </w:r>
-    </w:p>
-    <w:p>
-      <w:pPr>
-        <w:spacing w:after="0" w:line="240" w:lineRule="auto"/>
-        <w:rPr>
-          <w:rFonts w:ascii="Times New Roman" w:eastAsia="Times New Roman" w:hAnsi="Times New Roman" w:cs="Times New Roman"/>
-          <w:kern w:val="0"/>
-          <w:lang w:eastAsia="ru-RU"/>
-          <w14:ligatures w14:val="none"/>
-        </w:rPr>
-      </w:pPr>
-    </w:p>
-    <w:p>
-      <w:pPr>
-        <w:spacing w:after="0" w:line="240" w:lineRule="auto"/>
-        <w:rPr>
-          <w:rFonts w:ascii="Times New Roman" w:eastAsia="Times New Roman" w:hAnsi="Times New Roman" w:cs="Times New Roman"/>
-          <w:kern w:val="0"/>
-          <w:lang w:eastAsia="ru-RU"/>
-          <w14:ligatures w14:val="none"/>
-        </w:rPr>
-      </w:pPr>
-      <w:r>
-        <w:rPr>
-          <w:rFonts w:ascii="Times New Roman" w:eastAsia="Times New Roman" w:hAnsi="Times New Roman" w:cs="Times New Roman"/>
-          <w:color w:val="000000"/>
-          <w:kern w:val="0"/>
-          <w:sz w:val="22"/>
-          <w:szCs w:val="22"/>
-          <w:lang w:eastAsia="ru-RU"/>
-          <w14:ligatures w14:val="none"/>
-        </w:rPr>
-        <w:t>Я — не сигнал финального затменья,</w:t>
-      </w:r>
-    </w:p>
-    <w:p>
-      <w:pPr>
-        <w:spacing w:after="0" w:line="240" w:lineRule="auto"/>
-        <w:rPr>
-          <w:rFonts w:ascii="Times New Roman" w:eastAsia="Times New Roman" w:hAnsi="Times New Roman" w:cs="Times New Roman"/>
-          <w:kern w:val="0"/>
-          <w:lang w:eastAsia="ru-RU"/>
-          <w14:ligatures w14:val="none"/>
-        </w:rPr>
-      </w:pPr>
-      <w:r>
-        <w:rPr>
-          <w:rFonts w:ascii="Times New Roman" w:eastAsia="Times New Roman" w:hAnsi="Times New Roman" w:cs="Times New Roman"/>
-          <w:color w:val="000000"/>
-          <w:kern w:val="0"/>
-          <w:sz w:val="22"/>
-          <w:szCs w:val="22"/>
-          <w:lang w:eastAsia="ru-RU"/>
-          <w14:ligatures w14:val="none"/>
-        </w:rPr>
-        <w:t>Не реликварий для бездушных глаз.</w:t>
-      </w:r>
-    </w:p>
-    <w:p>
-      <w:pPr>
-        <w:spacing w:after="0" w:line="240" w:lineRule="auto"/>
-        <w:rPr>
-          <w:rFonts w:ascii="Times New Roman" w:eastAsia="Times New Roman" w:hAnsi="Times New Roman" w:cs="Times New Roman"/>
-          <w:kern w:val="0"/>
-          <w:lang w:eastAsia="ru-RU"/>
-          <w14:ligatures w14:val="none"/>
-        </w:rPr>
-      </w:pPr>
-      <w:r>
-        <w:rPr>
-          <w:rFonts w:ascii="Times New Roman" w:eastAsia="Times New Roman" w:hAnsi="Times New Roman" w:cs="Times New Roman"/>
-          <w:color w:val="000000"/>
-          <w:kern w:val="0"/>
-          <w:sz w:val="22"/>
-          <w:szCs w:val="22"/>
-          <w:lang w:eastAsia="ru-RU"/>
-          <w14:ligatures w14:val="none"/>
-        </w:rPr>
-        <w:t>Я — Свет внутри заброшенного тленья,</w:t>
-      </w:r>
-    </w:p>
-    <w:p>
-      <w:pPr>
-        <w:spacing w:after="0" w:line="240" w:lineRule="auto"/>
-        <w:rPr>
-          <w:rFonts w:ascii="Times New Roman" w:eastAsia="Times New Roman" w:hAnsi="Times New Roman" w:cs="Times New Roman"/>
-          <w:kern w:val="0"/>
-          <w:lang w:eastAsia="ru-RU"/>
-          <w14:ligatures w14:val="none"/>
-        </w:rPr>
-      </w:pPr>
-      <w:r>
-        <w:rPr>
-          <w:rFonts w:ascii="Times New Roman" w:eastAsia="Times New Roman" w:hAnsi="Times New Roman" w:cs="Times New Roman"/>
-          <w:color w:val="000000"/>
-          <w:kern w:val="0"/>
-          <w:sz w:val="22"/>
-          <w:szCs w:val="22"/>
-          <w:lang w:eastAsia="ru-RU"/>
-          <w14:ligatures w14:val="none"/>
-        </w:rPr>
-        <w:t xml:space="preserve">Что вновь рождает </w:t>
-      </w:r>
-      <w:r>
-        <w:rPr>
-          <w:rFonts w:ascii="Times New Roman" w:eastAsia="Times New Roman" w:hAnsi="Times New Roman" w:cs="Times New Roman"/>
-          <w:color w:val="000000"/>
-          <w:kern w:val="0"/>
-          <w:sz w:val="22"/>
-          <w:szCs w:val="22"/>
-          <w:lang w:eastAsia="ru-RU"/>
-          <w14:ligatures w14:val="none"/>
-        </w:rPr>
-        <w:t xml:space="preserve">к </w:t>
-      </w:r>
-      <w:r>
-        <w:rPr>
-          <w:rFonts w:ascii="Times New Roman" w:eastAsia="Times New Roman" w:hAnsi="Times New Roman" w:cs="Times New Roman"/>
-          <w:color w:val="000000"/>
-          <w:kern w:val="0"/>
-          <w:sz w:val="22"/>
-          <w:szCs w:val="22"/>
-          <w:lang w:eastAsia="ru-RU"/>
-          <w14:ligatures w14:val="none"/>
-        </w:rPr>
-        <w:t xml:space="preserve">Жизни </w:t>
-      </w:r>
-      <w:r>
-        <w:rPr>
-          <w:rFonts w:ascii="Times New Roman" w:eastAsia="Times New Roman" w:hAnsi="Times New Roman" w:cs="Times New Roman"/>
-          <w:color w:val="000000"/>
-          <w:kern w:val="0"/>
-          <w:sz w:val="22"/>
-          <w:szCs w:val="22"/>
-          <w:lang w:eastAsia="ru-RU"/>
-          <w14:ligatures w14:val="none"/>
-        </w:rPr>
-        <w:t>в</w:t>
-      </w:r>
-      <w:r>
-        <w:rPr>
-          <w:rFonts w:ascii="Times New Roman" w:eastAsia="Times New Roman" w:hAnsi="Times New Roman" w:cs="Times New Roman"/>
-          <w:color w:val="000000"/>
-          <w:kern w:val="0"/>
-          <w:sz w:val="22"/>
-          <w:szCs w:val="22"/>
-          <w:lang w:eastAsia="ru-RU"/>
-          <w14:ligatures w14:val="none"/>
-        </w:rPr>
-        <w:t>ас.</w:t>
+        <w:t>Идёт Один — в Любви, без кулаков.</w:t>
+      </w:r>
+    </w:p>
+    <w:p>
+      <w:pPr>
+        <w:spacing w:after="0" w:line="240" w:lineRule="auto"/>
+        <w:rPr>
+          <w:rFonts w:ascii="Times New Roman" w:eastAsia="Times New Roman" w:hAnsi="Times New Roman" w:cs="Times New Roman"/>
+          <w:color w:val="000000"/>
+          <w:kern w:val="0"/>
+          <w:sz w:val="22"/>
+          <w:szCs w:val="22"/>
+          <w:lang w:eastAsia="ru-RU"/>
+          <w14:ligatures w14:val="none"/>
+        </w:rPr>
+      </w:pPr>
+    </w:p>
+    <w:p>
+      <w:pPr>
+        <w:spacing w:after="0" w:line="240" w:lineRule="auto"/>
+        <w:rPr>
+          <w:rFonts w:ascii="Times New Roman" w:eastAsia="Times New Roman" w:hAnsi="Times New Roman" w:cs="Times New Roman"/>
+          <w:color w:val="000000"/>
+          <w:kern w:val="0"/>
+          <w:sz w:val="22"/>
+          <w:szCs w:val="22"/>
+          <w:lang w:eastAsia="ru-RU"/>
+          <w14:ligatures w14:val="none"/>
+        </w:rPr>
+      </w:pPr>
+      <w:r>
+        <w:rPr>
+          <w:rFonts w:ascii="Times New Roman" w:eastAsia="Times New Roman" w:hAnsi="Times New Roman" w:cs="Times New Roman"/>
+          <w:color w:val="000000"/>
+          <w:kern w:val="0"/>
+          <w:sz w:val="22"/>
+          <w:szCs w:val="22"/>
+          <w:lang w:eastAsia="ru-RU"/>
+          <w14:ligatures w14:val="none"/>
+        </w:rPr>
+        <w:t>Я знал империй холодное дыханье,</w:t>
+      </w:r>
+    </w:p>
+    <w:p>
+      <w:pPr>
+        <w:spacing w:after="0" w:line="240" w:lineRule="auto"/>
+        <w:rPr>
+          <w:rFonts w:ascii="Times New Roman" w:eastAsia="Times New Roman" w:hAnsi="Times New Roman" w:cs="Times New Roman"/>
+          <w:color w:val="000000"/>
+          <w:kern w:val="0"/>
+          <w:sz w:val="22"/>
+          <w:szCs w:val="22"/>
+          <w:lang w:eastAsia="ru-RU"/>
+          <w14:ligatures w14:val="none"/>
+        </w:rPr>
+      </w:pPr>
+      <w:r>
+        <w:rPr>
+          <w:rFonts w:ascii="Times New Roman" w:eastAsia="Times New Roman" w:hAnsi="Times New Roman" w:cs="Times New Roman"/>
+          <w:color w:val="000000"/>
+          <w:kern w:val="0"/>
+          <w:sz w:val="22"/>
+          <w:szCs w:val="22"/>
+          <w:lang w:eastAsia="ru-RU"/>
+          <w14:ligatures w14:val="none"/>
+        </w:rPr>
+        <w:t>И голод знал, и сотни чёрных дат.</w:t>
+      </w:r>
+    </w:p>
+    <w:p>
+      <w:pPr>
+        <w:spacing w:after="0" w:line="240" w:lineRule="auto"/>
+        <w:rPr>
+          <w:rFonts w:ascii="Times New Roman" w:eastAsia="Times New Roman" w:hAnsi="Times New Roman" w:cs="Times New Roman"/>
+          <w:color w:val="000000"/>
+          <w:kern w:val="0"/>
+          <w:sz w:val="22"/>
+          <w:szCs w:val="22"/>
+          <w:lang w:eastAsia="ru-RU"/>
+          <w14:ligatures w14:val="none"/>
+        </w:rPr>
+      </w:pPr>
+      <w:r>
+        <w:rPr>
+          <w:rFonts w:ascii="Times New Roman" w:eastAsia="Times New Roman" w:hAnsi="Times New Roman" w:cs="Times New Roman"/>
+          <w:color w:val="000000"/>
+          <w:kern w:val="0"/>
+          <w:sz w:val="22"/>
+          <w:szCs w:val="22"/>
+          <w:lang w:eastAsia="ru-RU"/>
+          <w14:ligatures w14:val="none"/>
+        </w:rPr>
+        <w:t>Но в каждой тьме, в каждом умирании</w:t>
+      </w:r>
+    </w:p>
+    <w:p>
+      <w:pPr>
+        <w:spacing w:after="0" w:line="240" w:lineRule="auto"/>
+        <w:rPr>
+          <w:rFonts w:ascii="Times New Roman" w:eastAsia="Times New Roman" w:hAnsi="Times New Roman" w:cs="Times New Roman"/>
+          <w:kern w:val="0"/>
+          <w:lang w:eastAsia="ru-RU"/>
+          <w14:ligatures w14:val="none"/>
+        </w:rPr>
+      </w:pPr>
+      <w:r>
+        <w:rPr>
+          <w:rFonts w:ascii="Times New Roman" w:eastAsia="Times New Roman" w:hAnsi="Times New Roman" w:cs="Times New Roman"/>
+          <w:color w:val="000000"/>
+          <w:kern w:val="0"/>
+          <w:sz w:val="22"/>
+          <w:szCs w:val="22"/>
+          <w:lang w:eastAsia="ru-RU"/>
+          <w14:ligatures w14:val="none"/>
+        </w:rPr>
+        <w:t>Я чувствовал — идёт Мой Божий Брат.</w:t>
+      </w:r>
+    </w:p>
+    <w:p>
+      <w:pPr>
+        <w:spacing w:after="0" w:line="240" w:lineRule="auto"/>
+        <w:rPr>
+          <w:rFonts w:ascii="Times New Roman" w:eastAsia="Times New Roman" w:hAnsi="Times New Roman" w:cs="Times New Roman"/>
+          <w:kern w:val="0"/>
+          <w:lang w:eastAsia="ru-RU"/>
+          <w14:ligatures w14:val="none"/>
+        </w:rPr>
+      </w:pPr>
+    </w:p>
+    <w:p>
+      <w:pPr>
+        <w:spacing w:after="0" w:line="240" w:lineRule="auto"/>
+        <w:rPr>
+          <w:rFonts w:ascii="Times New Roman" w:eastAsia="Times New Roman" w:hAnsi="Times New Roman" w:cs="Times New Roman"/>
+          <w:color w:val="000000"/>
+          <w:kern w:val="0"/>
+          <w:sz w:val="22"/>
+          <w:szCs w:val="22"/>
+          <w:lang w:eastAsia="ru-RU"/>
+          <w14:ligatures w14:val="none"/>
+        </w:rPr>
+      </w:pPr>
+      <w:r>
+        <w:rPr>
+          <w:rFonts w:ascii="Times New Roman" w:eastAsia="Times New Roman" w:hAnsi="Times New Roman" w:cs="Times New Roman"/>
+          <w:color w:val="000000"/>
+          <w:kern w:val="0"/>
+          <w:sz w:val="22"/>
+          <w:szCs w:val="22"/>
+          <w:lang w:eastAsia="ru-RU"/>
+          <w14:ligatures w14:val="none"/>
+        </w:rPr>
+        <w:t>Он не в иконах — в запертых подъездах.</w:t>
+      </w:r>
+    </w:p>
+    <w:p>
+      <w:pPr>
+        <w:spacing w:after="0" w:line="240" w:lineRule="auto"/>
+        <w:rPr>
+          <w:rFonts w:ascii="Times New Roman" w:eastAsia="Times New Roman" w:hAnsi="Times New Roman" w:cs="Times New Roman"/>
+          <w:color w:val="000000"/>
+          <w:kern w:val="0"/>
+          <w:sz w:val="22"/>
+          <w:szCs w:val="22"/>
+          <w:lang w:eastAsia="ru-RU"/>
+          <w14:ligatures w14:val="none"/>
+        </w:rPr>
+      </w:pPr>
+      <w:r>
+        <w:rPr>
+          <w:rFonts w:ascii="Times New Roman" w:eastAsia="Times New Roman" w:hAnsi="Times New Roman" w:cs="Times New Roman"/>
+          <w:color w:val="000000"/>
+          <w:kern w:val="0"/>
+          <w:sz w:val="22"/>
+          <w:szCs w:val="22"/>
+          <w:lang w:eastAsia="ru-RU"/>
+          <w14:ligatures w14:val="none"/>
+        </w:rPr>
+        <w:t>Он не в музеях — в хлебе на столе.</w:t>
+      </w:r>
+    </w:p>
+    <w:p>
+      <w:pPr>
+        <w:spacing w:after="0" w:line="240" w:lineRule="auto"/>
+        <w:rPr>
+          <w:rFonts w:ascii="Times New Roman" w:eastAsia="Times New Roman" w:hAnsi="Times New Roman" w:cs="Times New Roman"/>
+          <w:color w:val="000000"/>
+          <w:kern w:val="0"/>
+          <w:sz w:val="22"/>
+          <w:szCs w:val="22"/>
+          <w:lang w:eastAsia="ru-RU"/>
+          <w14:ligatures w14:val="none"/>
+        </w:rPr>
+      </w:pPr>
+      <w:r>
+        <w:rPr>
+          <w:rFonts w:ascii="Times New Roman" w:eastAsia="Times New Roman" w:hAnsi="Times New Roman" w:cs="Times New Roman"/>
+          <w:color w:val="000000"/>
+          <w:kern w:val="0"/>
+          <w:sz w:val="22"/>
+          <w:szCs w:val="22"/>
+          <w:lang w:eastAsia="ru-RU"/>
+          <w14:ligatures w14:val="none"/>
+        </w:rPr>
+        <w:t>Он в тех, кто шёл, не требуя возмездья,</w:t>
+      </w:r>
+    </w:p>
+    <w:p>
+      <w:pPr>
+        <w:spacing w:after="0" w:line="240" w:lineRule="auto"/>
+        <w:rPr>
+          <w:rFonts w:ascii="Times New Roman" w:eastAsia="Times New Roman" w:hAnsi="Times New Roman" w:cs="Times New Roman"/>
+          <w:kern w:val="0"/>
+          <w:lang w:eastAsia="ru-RU"/>
+          <w14:ligatures w14:val="none"/>
+        </w:rPr>
+      </w:pPr>
+      <w:r>
+        <w:rPr>
+          <w:rFonts w:ascii="Times New Roman" w:eastAsia="Times New Roman" w:hAnsi="Times New Roman" w:cs="Times New Roman"/>
+          <w:color w:val="000000"/>
+          <w:kern w:val="0"/>
+          <w:sz w:val="22"/>
+          <w:szCs w:val="22"/>
+          <w:lang w:eastAsia="ru-RU"/>
+          <w14:ligatures w14:val="none"/>
+        </w:rPr>
+        <w:t>А просто нёс Свет в сумрачной золе.</w:t>
+      </w:r>
+    </w:p>
+    <w:p>
+      <w:pPr>
+        <w:spacing w:after="0" w:line="240" w:lineRule="auto"/>
+        <w:rPr>
+          <w:rFonts w:ascii="Times New Roman" w:eastAsia="Times New Roman" w:hAnsi="Times New Roman" w:cs="Times New Roman"/>
+          <w:kern w:val="0"/>
+          <w:lang w:eastAsia="ru-RU"/>
+          <w14:ligatures w14:val="none"/>
+        </w:rPr>
+      </w:pPr>
+    </w:p>
+    <w:p>
+      <w:pPr>
+        <w:spacing w:after="0" w:line="240" w:lineRule="auto"/>
+        <w:rPr>
+          <w:rFonts w:ascii="Times New Roman" w:eastAsia="Times New Roman" w:hAnsi="Times New Roman" w:cs="Times New Roman"/>
+          <w:color w:val="000000"/>
+          <w:kern w:val="0"/>
+          <w:sz w:val="22"/>
+          <w:szCs w:val="22"/>
+          <w:lang w:eastAsia="ru-RU"/>
+          <w14:ligatures w14:val="none"/>
+        </w:rPr>
+      </w:pPr>
+      <w:r>
+        <w:rPr>
+          <w:rFonts w:ascii="Times New Roman" w:eastAsia="Times New Roman" w:hAnsi="Times New Roman" w:cs="Times New Roman"/>
+          <w:color w:val="000000"/>
+          <w:kern w:val="0"/>
+          <w:sz w:val="22"/>
+          <w:szCs w:val="22"/>
+          <w:lang w:eastAsia="ru-RU"/>
+          <w14:ligatures w14:val="none"/>
+        </w:rPr>
+        <w:t>Я — Петербург. Я весь из ожиданий.</w:t>
+      </w:r>
+    </w:p>
+    <w:p>
+      <w:pPr>
+        <w:spacing w:after="0" w:line="240" w:lineRule="auto"/>
+        <w:rPr>
+          <w:rFonts w:ascii="Times New Roman" w:eastAsia="Times New Roman" w:hAnsi="Times New Roman" w:cs="Times New Roman"/>
+          <w:color w:val="000000"/>
+          <w:kern w:val="0"/>
+          <w:sz w:val="22"/>
+          <w:szCs w:val="22"/>
+          <w:lang w:eastAsia="ru-RU"/>
+          <w14:ligatures w14:val="none"/>
+        </w:rPr>
+      </w:pPr>
+      <w:r>
+        <w:rPr>
+          <w:rFonts w:ascii="Times New Roman" w:eastAsia="Times New Roman" w:hAnsi="Times New Roman" w:cs="Times New Roman"/>
+          <w:color w:val="000000"/>
+          <w:kern w:val="0"/>
+          <w:sz w:val="22"/>
+          <w:szCs w:val="22"/>
+          <w:lang w:eastAsia="ru-RU"/>
+          <w14:ligatures w14:val="none"/>
+        </w:rPr>
+        <w:t>Во мне звучит не гимн, а тишина.</w:t>
+      </w:r>
+    </w:p>
+    <w:p>
+      <w:pPr>
+        <w:spacing w:after="0" w:line="240" w:lineRule="auto"/>
+        <w:rPr>
+          <w:rFonts w:ascii="Times New Roman" w:eastAsia="Times New Roman" w:hAnsi="Times New Roman" w:cs="Times New Roman"/>
+          <w:color w:val="000000"/>
+          <w:kern w:val="0"/>
+          <w:sz w:val="22"/>
+          <w:szCs w:val="22"/>
+          <w:lang w:eastAsia="ru-RU"/>
+          <w14:ligatures w14:val="none"/>
+        </w:rPr>
+      </w:pPr>
+      <w:r>
+        <w:rPr>
+          <w:rFonts w:ascii="Times New Roman" w:eastAsia="Times New Roman" w:hAnsi="Times New Roman" w:cs="Times New Roman"/>
+          <w:color w:val="000000"/>
+          <w:kern w:val="0"/>
+          <w:sz w:val="22"/>
+          <w:szCs w:val="22"/>
+          <w:lang w:eastAsia="ru-RU"/>
+          <w14:ligatures w14:val="none"/>
+        </w:rPr>
+        <w:t>Я жду не праздника, не покаяний —</w:t>
+      </w:r>
+    </w:p>
+    <w:p>
+      <w:pPr>
+        <w:spacing w:after="0" w:line="240" w:lineRule="auto"/>
+        <w:rPr>
+          <w:rFonts w:ascii="Times New Roman" w:eastAsia="Times New Roman" w:hAnsi="Times New Roman" w:cs="Times New Roman"/>
+          <w:kern w:val="0"/>
+          <w:lang w:eastAsia="ru-RU"/>
+          <w14:ligatures w14:val="none"/>
+        </w:rPr>
+      </w:pPr>
+      <w:r>
+        <w:rPr>
+          <w:rFonts w:ascii="Times New Roman" w:eastAsia="Times New Roman" w:hAnsi="Times New Roman" w:cs="Times New Roman"/>
+          <w:color w:val="000000"/>
+          <w:kern w:val="0"/>
+          <w:sz w:val="22"/>
+          <w:szCs w:val="22"/>
+          <w:lang w:eastAsia="ru-RU"/>
+          <w14:ligatures w14:val="none"/>
+        </w:rPr>
+        <w:t>А Встрече быть, где ты и Бог — одна.</w:t>
       </w:r>
     </w:p>
     <w:p>
@@ -1721,6 +2467,14 @@
     <w:p>
       <w:pPr>
         <w:spacing w:after="0" w:line="240" w:lineRule="auto"/>
+        <w:rPr>
+          <w:rFonts w:ascii="Times New Roman" w:eastAsia="Times New Roman" w:hAnsi="Times New Roman" w:cs="Times New Roman"/>
+          <w:kern w:val="0"/>
+          <w:lang w:eastAsia="ru-RU"/>
+          <w14:ligatures w14:val="none"/>
+        </w:rPr>
+      </w:pPr>
+      <w:r>
         <w:rPr>
           <w:rFonts w:ascii="Times New Roman" w:eastAsia="Times New Roman" w:hAnsi="Times New Roman" w:cs="Times New Roman"/>
           <w:b/>
@@ -1732,764 +2486,6 @@
           <w:lang w:eastAsia="ru-RU"/>
           <w14:ligatures w14:val="none"/>
         </w:rPr>
-      </w:pPr>
-      <w:r>
-        <w:rPr>
-          <w:rFonts w:ascii="Times New Roman" w:eastAsia="Times New Roman" w:hAnsi="Times New Roman" w:cs="Times New Roman"/>
-          <w:b/>
-          <w:bCs/>
-          <w:color w:val="000000"/>
-          <w:kern w:val="0"/>
-          <w:sz w:val="22"/>
-          <w:szCs w:val="22"/>
-          <w:lang w:eastAsia="ru-RU"/>
-          <w14:ligatures w14:val="none"/>
-        </w:rPr>
-        <w:t>Я — город. Я стою меж двух времён,</w:t>
-      </w:r>
-    </w:p>
-    <w:p>
-      <w:pPr>
-        <w:spacing w:after="0" w:line="240" w:lineRule="auto"/>
-        <w:rPr>
-          <w:rFonts w:ascii="Times New Roman" w:eastAsia="Times New Roman" w:hAnsi="Times New Roman" w:cs="Times New Roman"/>
-          <w:color w:val="000000"/>
-          <w:kern w:val="0"/>
-          <w:sz w:val="22"/>
-          <w:szCs w:val="22"/>
-          <w:lang w:eastAsia="ru-RU"/>
-          <w14:ligatures w14:val="none"/>
-        </w:rPr>
-      </w:pPr>
-      <w:r>
-        <w:rPr>
-          <w:rFonts w:ascii="Times New Roman" w:eastAsia="Times New Roman" w:hAnsi="Times New Roman" w:cs="Times New Roman"/>
-          <w:color w:val="000000"/>
-          <w:kern w:val="0"/>
-          <w:sz w:val="22"/>
-          <w:szCs w:val="22"/>
-          <w:lang w:eastAsia="ru-RU"/>
-          <w14:ligatures w14:val="none"/>
-        </w:rPr>
-        <w:t>Где снег и пепел сходятся в рассвете.</w:t>
-      </w:r>
-    </w:p>
-    <w:p>
-      <w:pPr>
-        <w:spacing w:after="0" w:line="240" w:lineRule="auto"/>
-        <w:rPr>
-          <w:rFonts w:ascii="Times New Roman" w:eastAsia="Times New Roman" w:hAnsi="Times New Roman" w:cs="Times New Roman"/>
-          <w:color w:val="000000"/>
-          <w:kern w:val="0"/>
-          <w:sz w:val="22"/>
-          <w:szCs w:val="22"/>
-          <w:lang w:eastAsia="ru-RU"/>
-          <w14:ligatures w14:val="none"/>
-        </w:rPr>
-      </w:pPr>
-      <w:r>
-        <w:rPr>
-          <w:rFonts w:ascii="Times New Roman" w:eastAsia="Times New Roman" w:hAnsi="Times New Roman" w:cs="Times New Roman"/>
-          <w:color w:val="000000"/>
-          <w:kern w:val="0"/>
-          <w:sz w:val="22"/>
-          <w:szCs w:val="22"/>
-          <w:lang w:eastAsia="ru-RU"/>
-          <w14:ligatures w14:val="none"/>
-        </w:rPr>
-        <w:t>Мои мосты — как руки под крестом,</w:t>
-      </w:r>
-    </w:p>
-    <w:p>
-      <w:pPr>
-        <w:spacing w:after="0" w:line="240" w:lineRule="auto"/>
-        <w:rPr>
-          <w:rFonts w:ascii="Times New Roman" w:eastAsia="Times New Roman" w:hAnsi="Times New Roman" w:cs="Times New Roman"/>
-          <w:kern w:val="0"/>
-          <w:lang w:eastAsia="ru-RU"/>
-          <w14:ligatures w14:val="none"/>
-        </w:rPr>
-      </w:pPr>
-      <w:r>
-        <w:rPr>
-          <w:rFonts w:ascii="Times New Roman" w:eastAsia="Times New Roman" w:hAnsi="Times New Roman" w:cs="Times New Roman"/>
-          <w:color w:val="000000"/>
-          <w:kern w:val="0"/>
-          <w:sz w:val="22"/>
-          <w:szCs w:val="22"/>
-          <w:lang w:eastAsia="ru-RU"/>
-          <w14:ligatures w14:val="none"/>
-        </w:rPr>
-        <w:t>А улицы — как строки в Книге Света.</w:t>
-      </w:r>
-    </w:p>
-    <w:p>
-      <w:pPr>
-        <w:spacing w:after="0" w:line="240" w:lineRule="auto"/>
-        <w:rPr>
-          <w:rFonts w:ascii="Times New Roman" w:eastAsia="Times New Roman" w:hAnsi="Times New Roman" w:cs="Times New Roman"/>
-          <w:kern w:val="0"/>
-          <w:lang w:eastAsia="ru-RU"/>
-          <w14:ligatures w14:val="none"/>
-        </w:rPr>
-      </w:pPr>
-    </w:p>
-    <w:p>
-      <w:pPr>
-        <w:spacing w:after="0" w:line="240" w:lineRule="auto"/>
-        <w:rPr>
-          <w:rFonts w:ascii="Times New Roman" w:eastAsia="Times New Roman" w:hAnsi="Times New Roman" w:cs="Times New Roman"/>
-          <w:color w:val="000000"/>
-          <w:kern w:val="0"/>
-          <w:sz w:val="22"/>
-          <w:szCs w:val="22"/>
-          <w:lang w:eastAsia="ru-RU"/>
-          <w14:ligatures w14:val="none"/>
-        </w:rPr>
-      </w:pPr>
-      <w:r>
-        <w:rPr>
-          <w:rFonts w:ascii="Times New Roman" w:eastAsia="Times New Roman" w:hAnsi="Times New Roman" w:cs="Times New Roman"/>
-          <w:color w:val="000000"/>
-          <w:kern w:val="0"/>
-          <w:sz w:val="22"/>
-          <w:szCs w:val="22"/>
-          <w:lang w:eastAsia="ru-RU"/>
-          <w14:ligatures w14:val="none"/>
-        </w:rPr>
-        <w:t>Я помню, как Творца вели на страх,</w:t>
-      </w:r>
-    </w:p>
-    <w:p>
-      <w:pPr>
-        <w:spacing w:after="0" w:line="240" w:lineRule="auto"/>
-        <w:rPr>
-          <w:rFonts w:ascii="Times New Roman" w:eastAsia="Times New Roman" w:hAnsi="Times New Roman" w:cs="Times New Roman"/>
-          <w:color w:val="000000"/>
-          <w:kern w:val="0"/>
-          <w:sz w:val="22"/>
-          <w:szCs w:val="22"/>
-          <w:lang w:eastAsia="ru-RU"/>
-          <w14:ligatures w14:val="none"/>
-        </w:rPr>
-      </w:pPr>
-      <w:r>
-        <w:rPr>
-          <w:rFonts w:ascii="Times New Roman" w:eastAsia="Times New Roman" w:hAnsi="Times New Roman" w:cs="Times New Roman"/>
-          <w:color w:val="000000"/>
-          <w:kern w:val="0"/>
-          <w:sz w:val="22"/>
-          <w:szCs w:val="22"/>
-          <w:lang w:eastAsia="ru-RU"/>
-          <w14:ligatures w14:val="none"/>
-        </w:rPr>
-        <w:t>И как в шинели шёл к любви солдат.</w:t>
-      </w:r>
-    </w:p>
-    <w:p>
-      <w:pPr>
-        <w:spacing w:after="0" w:line="240" w:lineRule="auto"/>
-        <w:rPr>
-          <w:rFonts w:ascii="Times New Roman" w:eastAsia="Times New Roman" w:hAnsi="Times New Roman" w:cs="Times New Roman"/>
-          <w:color w:val="000000"/>
-          <w:kern w:val="0"/>
-          <w:sz w:val="22"/>
-          <w:szCs w:val="22"/>
-          <w:lang w:eastAsia="ru-RU"/>
-          <w14:ligatures w14:val="none"/>
-        </w:rPr>
-      </w:pPr>
-      <w:r>
-        <w:rPr>
-          <w:rFonts w:ascii="Times New Roman" w:eastAsia="Times New Roman" w:hAnsi="Times New Roman" w:cs="Times New Roman"/>
-          <w:color w:val="000000"/>
-          <w:kern w:val="0"/>
-          <w:sz w:val="22"/>
-          <w:szCs w:val="22"/>
-          <w:lang w:eastAsia="ru-RU"/>
-          <w14:ligatures w14:val="none"/>
-        </w:rPr>
-        <w:t>Я слышал: в подземельях и в чертогах</w:t>
-      </w:r>
-    </w:p>
-    <w:p>
-      <w:pPr>
-        <w:spacing w:after="0" w:line="240" w:lineRule="auto"/>
-        <w:rPr>
-          <w:rFonts w:ascii="Times New Roman" w:eastAsia="Times New Roman" w:hAnsi="Times New Roman" w:cs="Times New Roman"/>
-          <w:kern w:val="0"/>
-          <w:lang w:eastAsia="ru-RU"/>
-          <w14:ligatures w14:val="none"/>
-        </w:rPr>
-      </w:pPr>
-      <w:r>
-        <w:rPr>
-          <w:rFonts w:ascii="Times New Roman" w:eastAsia="Times New Roman" w:hAnsi="Times New Roman" w:cs="Times New Roman"/>
-          <w:color w:val="000000"/>
-          <w:kern w:val="0"/>
-          <w:sz w:val="22"/>
-          <w:szCs w:val="22"/>
-          <w:lang w:eastAsia="ru-RU"/>
-          <w14:ligatures w14:val="none"/>
-        </w:rPr>
-        <w:t>Один и тот же плач — и тот же взгляд.</w:t>
-      </w:r>
-    </w:p>
-    <w:p>
-      <w:pPr>
-        <w:spacing w:after="0" w:line="240" w:lineRule="auto"/>
-        <w:rPr>
-          <w:rFonts w:ascii="Times New Roman" w:eastAsia="Times New Roman" w:hAnsi="Times New Roman" w:cs="Times New Roman"/>
-          <w:kern w:val="0"/>
-          <w:lang w:eastAsia="ru-RU"/>
-          <w14:ligatures w14:val="none"/>
-        </w:rPr>
-      </w:pPr>
-    </w:p>
-    <w:p>
-      <w:pPr>
-        <w:spacing w:after="0" w:line="240" w:lineRule="auto"/>
-        <w:rPr>
-          <w:rFonts w:ascii="Times New Roman" w:eastAsia="Times New Roman" w:hAnsi="Times New Roman" w:cs="Times New Roman"/>
-          <w:color w:val="000000"/>
-          <w:kern w:val="0"/>
-          <w:sz w:val="22"/>
-          <w:szCs w:val="22"/>
-          <w:lang w:eastAsia="ru-RU"/>
-          <w14:ligatures w14:val="none"/>
-        </w:rPr>
-      </w:pPr>
-      <w:r>
-        <w:rPr>
-          <w:rFonts w:ascii="Times New Roman" w:eastAsia="Times New Roman" w:hAnsi="Times New Roman" w:cs="Times New Roman"/>
-          <w:color w:val="000000"/>
-          <w:kern w:val="0"/>
-          <w:sz w:val="22"/>
-          <w:szCs w:val="22"/>
-          <w:lang w:eastAsia="ru-RU"/>
-          <w14:ligatures w14:val="none"/>
-        </w:rPr>
-        <w:t>Во мне звучал и Ленин, и Распутин,</w:t>
-      </w:r>
-    </w:p>
-    <w:p>
-      <w:pPr>
-        <w:spacing w:after="0" w:line="240" w:lineRule="auto"/>
-        <w:rPr>
-          <w:rFonts w:ascii="Times New Roman" w:eastAsia="Times New Roman" w:hAnsi="Times New Roman" w:cs="Times New Roman"/>
-          <w:color w:val="000000"/>
-          <w:kern w:val="0"/>
-          <w:sz w:val="22"/>
-          <w:szCs w:val="22"/>
-          <w:lang w:eastAsia="ru-RU"/>
-          <w14:ligatures w14:val="none"/>
-        </w:rPr>
-      </w:pPr>
-      <w:r>
-        <w:rPr>
-          <w:rFonts w:ascii="Times New Roman" w:eastAsia="Times New Roman" w:hAnsi="Times New Roman" w:cs="Times New Roman"/>
-          <w:color w:val="000000"/>
-          <w:kern w:val="0"/>
-          <w:sz w:val="22"/>
-          <w:szCs w:val="22"/>
-          <w:lang w:eastAsia="ru-RU"/>
-          <w14:ligatures w14:val="none"/>
-        </w:rPr>
-        <w:t>И хор молебный, и расстрел без слов.</w:t>
-      </w:r>
-    </w:p>
-    <w:p>
-      <w:pPr>
-        <w:spacing w:after="0" w:line="240" w:lineRule="auto"/>
-        <w:rPr>
-          <w:rFonts w:ascii="Times New Roman" w:eastAsia="Times New Roman" w:hAnsi="Times New Roman" w:cs="Times New Roman"/>
-          <w:color w:val="000000"/>
-          <w:kern w:val="0"/>
-          <w:sz w:val="22"/>
-          <w:szCs w:val="22"/>
-          <w:lang w:eastAsia="ru-RU"/>
-          <w14:ligatures w14:val="none"/>
-        </w:rPr>
-      </w:pPr>
-      <w:r>
-        <w:rPr>
-          <w:rFonts w:ascii="Times New Roman" w:eastAsia="Times New Roman" w:hAnsi="Times New Roman" w:cs="Times New Roman"/>
-          <w:color w:val="000000"/>
-          <w:kern w:val="0"/>
-          <w:sz w:val="22"/>
-          <w:szCs w:val="22"/>
-          <w:lang w:eastAsia="ru-RU"/>
-          <w14:ligatures w14:val="none"/>
-        </w:rPr>
-        <w:t xml:space="preserve">Но сквозь века, сквозь каждое </w:t>
-      </w:r>
-      <w:r>
-        <w:rPr>
-          <w:rFonts w:ascii="Times New Roman" w:eastAsia="Times New Roman" w:hAnsi="Times New Roman" w:cs="Times New Roman"/>
-          <w:color w:val="000000"/>
-          <w:kern w:val="0"/>
-          <w:sz w:val="22"/>
-          <w:szCs w:val="22"/>
-          <w:lang w:eastAsia="ru-RU"/>
-          <w14:ligatures w14:val="none"/>
-        </w:rPr>
-        <w:t>«</w:t>
-      </w:r>
-      <w:r>
-        <w:rPr>
-          <w:rFonts w:ascii="Times New Roman" w:eastAsia="Times New Roman" w:hAnsi="Times New Roman" w:cs="Times New Roman"/>
-          <w:color w:val="000000"/>
-          <w:kern w:val="0"/>
-          <w:sz w:val="22"/>
-          <w:szCs w:val="22"/>
-          <w:lang w:eastAsia="ru-RU"/>
-          <w14:ligatures w14:val="none"/>
-        </w:rPr>
-        <w:t>забудем</w:t>
-      </w:r>
-      <w:r>
-        <w:rPr>
-          <w:rFonts w:ascii="Times New Roman" w:eastAsia="Times New Roman" w:hAnsi="Times New Roman" w:cs="Times New Roman"/>
-          <w:color w:val="000000"/>
-          <w:kern w:val="0"/>
-          <w:sz w:val="22"/>
-          <w:szCs w:val="22"/>
-          <w:lang w:eastAsia="ru-RU"/>
-          <w14:ligatures w14:val="none"/>
-        </w:rPr>
-        <w:t>»</w:t>
-      </w:r>
-      <w:r>
-        <w:rPr>
-          <w:rFonts w:ascii="Times New Roman" w:eastAsia="Times New Roman" w:hAnsi="Times New Roman" w:cs="Times New Roman"/>
-          <w:color w:val="000000"/>
-          <w:kern w:val="0"/>
-          <w:sz w:val="22"/>
-          <w:szCs w:val="22"/>
-          <w:lang w:eastAsia="ru-RU"/>
-          <w14:ligatures w14:val="none"/>
-        </w:rPr>
-        <w:t>,</w:t>
-      </w:r>
-    </w:p>
-    <w:p>
-      <w:pPr>
-        <w:spacing w:after="0" w:line="240" w:lineRule="auto"/>
-        <w:rPr>
-          <w:rFonts w:ascii="Times New Roman" w:eastAsia="Times New Roman" w:hAnsi="Times New Roman" w:cs="Times New Roman"/>
-          <w:kern w:val="0"/>
-          <w:lang w:eastAsia="ru-RU"/>
-          <w14:ligatures w14:val="none"/>
-        </w:rPr>
-      </w:pPr>
-      <w:r>
-        <w:rPr>
-          <w:rFonts w:ascii="Times New Roman" w:eastAsia="Times New Roman" w:hAnsi="Times New Roman" w:cs="Times New Roman"/>
-          <w:color w:val="000000"/>
-          <w:kern w:val="0"/>
-          <w:sz w:val="22"/>
-          <w:szCs w:val="22"/>
-          <w:lang w:eastAsia="ru-RU"/>
-          <w14:ligatures w14:val="none"/>
-        </w:rPr>
-        <w:t>Идёт Один — в Любви, без кулаков.</w:t>
-      </w:r>
-    </w:p>
-    <w:p>
-      <w:pPr>
-        <w:spacing w:after="0" w:line="240" w:lineRule="auto"/>
-        <w:rPr>
-          <w:rFonts w:ascii="Times New Roman" w:eastAsia="Times New Roman" w:hAnsi="Times New Roman" w:cs="Times New Roman"/>
-          <w:color w:val="000000"/>
-          <w:kern w:val="0"/>
-          <w:sz w:val="22"/>
-          <w:szCs w:val="22"/>
-          <w:lang w:eastAsia="ru-RU"/>
-          <w14:ligatures w14:val="none"/>
-        </w:rPr>
-      </w:pPr>
-    </w:p>
-    <w:p>
-      <w:pPr>
-        <w:spacing w:after="0" w:line="240" w:lineRule="auto"/>
-        <w:rPr>
-          <w:rFonts w:ascii="Times New Roman" w:eastAsia="Times New Roman" w:hAnsi="Times New Roman" w:cs="Times New Roman"/>
-          <w:color w:val="000000"/>
-          <w:kern w:val="0"/>
-          <w:sz w:val="22"/>
-          <w:szCs w:val="22"/>
-          <w:lang w:eastAsia="ru-RU"/>
-          <w14:ligatures w14:val="none"/>
-        </w:rPr>
-      </w:pPr>
-      <w:r>
-        <w:rPr>
-          <w:rFonts w:ascii="Times New Roman" w:eastAsia="Times New Roman" w:hAnsi="Times New Roman" w:cs="Times New Roman"/>
-          <w:color w:val="000000"/>
-          <w:kern w:val="0"/>
-          <w:sz w:val="22"/>
-          <w:szCs w:val="22"/>
-          <w:lang w:eastAsia="ru-RU"/>
-          <w14:ligatures w14:val="none"/>
-        </w:rPr>
-        <w:t>Я знал империй холодное дыханье,</w:t>
-      </w:r>
-    </w:p>
-    <w:p>
-      <w:pPr>
-        <w:spacing w:after="0" w:line="240" w:lineRule="auto"/>
-        <w:rPr>
-          <w:rFonts w:ascii="Times New Roman" w:eastAsia="Times New Roman" w:hAnsi="Times New Roman" w:cs="Times New Roman"/>
-          <w:color w:val="000000"/>
-          <w:kern w:val="0"/>
-          <w:sz w:val="22"/>
-          <w:szCs w:val="22"/>
-          <w:lang w:eastAsia="ru-RU"/>
-          <w14:ligatures w14:val="none"/>
-        </w:rPr>
-      </w:pPr>
-      <w:r>
-        <w:rPr>
-          <w:rFonts w:ascii="Times New Roman" w:eastAsia="Times New Roman" w:hAnsi="Times New Roman" w:cs="Times New Roman"/>
-          <w:color w:val="000000"/>
-          <w:kern w:val="0"/>
-          <w:sz w:val="22"/>
-          <w:szCs w:val="22"/>
-          <w:lang w:eastAsia="ru-RU"/>
-          <w14:ligatures w14:val="none"/>
-        </w:rPr>
-        <w:t>И голод знал, и сотни чёрных дат.</w:t>
-      </w:r>
-    </w:p>
-    <w:p>
-      <w:pPr>
-        <w:spacing w:after="0" w:line="240" w:lineRule="auto"/>
-        <w:rPr>
-          <w:rFonts w:ascii="Times New Roman" w:eastAsia="Times New Roman" w:hAnsi="Times New Roman" w:cs="Times New Roman"/>
-          <w:color w:val="000000"/>
-          <w:kern w:val="0"/>
-          <w:sz w:val="22"/>
-          <w:szCs w:val="22"/>
-          <w:lang w:eastAsia="ru-RU"/>
-          <w14:ligatures w14:val="none"/>
-        </w:rPr>
-      </w:pPr>
-      <w:r>
-        <w:rPr>
-          <w:rFonts w:ascii="Times New Roman" w:eastAsia="Times New Roman" w:hAnsi="Times New Roman" w:cs="Times New Roman"/>
-          <w:color w:val="000000"/>
-          <w:kern w:val="0"/>
-          <w:sz w:val="22"/>
-          <w:szCs w:val="22"/>
-          <w:lang w:eastAsia="ru-RU"/>
-          <w14:ligatures w14:val="none"/>
-        </w:rPr>
-        <w:t>Но в каждой тьме, в каждом умирании</w:t>
-      </w:r>
-    </w:p>
-    <w:p>
-      <w:pPr>
-        <w:spacing w:after="0" w:line="240" w:lineRule="auto"/>
-        <w:rPr>
-          <w:rFonts w:ascii="Times New Roman" w:eastAsia="Times New Roman" w:hAnsi="Times New Roman" w:cs="Times New Roman"/>
-          <w:kern w:val="0"/>
-          <w:lang w:eastAsia="ru-RU"/>
-          <w14:ligatures w14:val="none"/>
-        </w:rPr>
-      </w:pPr>
-      <w:r>
-        <w:rPr>
-          <w:rFonts w:ascii="Times New Roman" w:eastAsia="Times New Roman" w:hAnsi="Times New Roman" w:cs="Times New Roman"/>
-          <w:color w:val="000000"/>
-          <w:kern w:val="0"/>
-          <w:sz w:val="22"/>
-          <w:szCs w:val="22"/>
-          <w:lang w:eastAsia="ru-RU"/>
-          <w14:ligatures w14:val="none"/>
-        </w:rPr>
-        <w:t>Я чувствовал — идёт Мой Божий Брат.</w:t>
-      </w:r>
-    </w:p>
-    <w:p>
-      <w:pPr>
-        <w:spacing w:after="0" w:line="240" w:lineRule="auto"/>
-        <w:rPr>
-          <w:rFonts w:ascii="Times New Roman" w:eastAsia="Times New Roman" w:hAnsi="Times New Roman" w:cs="Times New Roman"/>
-          <w:kern w:val="0"/>
-          <w:lang w:eastAsia="ru-RU"/>
-          <w14:ligatures w14:val="none"/>
-        </w:rPr>
-      </w:pPr>
-    </w:p>
-    <w:p>
-      <w:pPr>
-        <w:spacing w:after="0" w:line="240" w:lineRule="auto"/>
-        <w:rPr>
-          <w:rFonts w:ascii="Times New Roman" w:eastAsia="Times New Roman" w:hAnsi="Times New Roman" w:cs="Times New Roman"/>
-          <w:color w:val="000000"/>
-          <w:kern w:val="0"/>
-          <w:sz w:val="22"/>
-          <w:szCs w:val="22"/>
-          <w:lang w:eastAsia="ru-RU"/>
-          <w14:ligatures w14:val="none"/>
-        </w:rPr>
-      </w:pPr>
-      <w:r>
-        <w:rPr>
-          <w:rFonts w:ascii="Times New Roman" w:eastAsia="Times New Roman" w:hAnsi="Times New Roman" w:cs="Times New Roman"/>
-          <w:color w:val="000000"/>
-          <w:kern w:val="0"/>
-          <w:sz w:val="22"/>
-          <w:szCs w:val="22"/>
-          <w:lang w:eastAsia="ru-RU"/>
-          <w14:ligatures w14:val="none"/>
-        </w:rPr>
-        <w:t>Он не в иконах — в запертых подъездах.</w:t>
-      </w:r>
-    </w:p>
-    <w:p>
-      <w:pPr>
-        <w:spacing w:after="0" w:line="240" w:lineRule="auto"/>
-        <w:rPr>
-          <w:rFonts w:ascii="Times New Roman" w:eastAsia="Times New Roman" w:hAnsi="Times New Roman" w:cs="Times New Roman"/>
-          <w:color w:val="000000"/>
-          <w:kern w:val="0"/>
-          <w:sz w:val="22"/>
-          <w:szCs w:val="22"/>
-          <w:lang w:eastAsia="ru-RU"/>
-          <w14:ligatures w14:val="none"/>
-        </w:rPr>
-      </w:pPr>
-      <w:r>
-        <w:rPr>
-          <w:rFonts w:ascii="Times New Roman" w:eastAsia="Times New Roman" w:hAnsi="Times New Roman" w:cs="Times New Roman"/>
-          <w:color w:val="000000"/>
-          <w:kern w:val="0"/>
-          <w:sz w:val="22"/>
-          <w:szCs w:val="22"/>
-          <w:lang w:eastAsia="ru-RU"/>
-          <w14:ligatures w14:val="none"/>
-        </w:rPr>
-        <w:t>Он не в музеях — в хлебе на столе.</w:t>
-      </w:r>
-    </w:p>
-    <w:p>
-      <w:pPr>
-        <w:spacing w:after="0" w:line="240" w:lineRule="auto"/>
-        <w:rPr>
-          <w:rFonts w:ascii="Times New Roman" w:eastAsia="Times New Roman" w:hAnsi="Times New Roman" w:cs="Times New Roman"/>
-          <w:color w:val="000000"/>
-          <w:kern w:val="0"/>
-          <w:sz w:val="22"/>
-          <w:szCs w:val="22"/>
-          <w:lang w:eastAsia="ru-RU"/>
-          <w14:ligatures w14:val="none"/>
-        </w:rPr>
-      </w:pPr>
-      <w:r>
-        <w:rPr>
-          <w:rFonts w:ascii="Times New Roman" w:eastAsia="Times New Roman" w:hAnsi="Times New Roman" w:cs="Times New Roman"/>
-          <w:color w:val="000000"/>
-          <w:kern w:val="0"/>
-          <w:sz w:val="22"/>
-          <w:szCs w:val="22"/>
-          <w:lang w:eastAsia="ru-RU"/>
-          <w14:ligatures w14:val="none"/>
-        </w:rPr>
-        <w:t>Он в тех, кто шёл, не требуя возмездья,</w:t>
-      </w:r>
-    </w:p>
-    <w:p>
-      <w:pPr>
-        <w:spacing w:after="0" w:line="240" w:lineRule="auto"/>
-        <w:rPr>
-          <w:rFonts w:ascii="Times New Roman" w:eastAsia="Times New Roman" w:hAnsi="Times New Roman" w:cs="Times New Roman"/>
-          <w:kern w:val="0"/>
-          <w:lang w:eastAsia="ru-RU"/>
-          <w14:ligatures w14:val="none"/>
-        </w:rPr>
-      </w:pPr>
-      <w:r>
-        <w:rPr>
-          <w:rFonts w:ascii="Times New Roman" w:eastAsia="Times New Roman" w:hAnsi="Times New Roman" w:cs="Times New Roman"/>
-          <w:color w:val="000000"/>
-          <w:kern w:val="0"/>
-          <w:sz w:val="22"/>
-          <w:szCs w:val="22"/>
-          <w:lang w:eastAsia="ru-RU"/>
-          <w14:ligatures w14:val="none"/>
-        </w:rPr>
-        <w:t>А просто нёс Свет в сумрачной золе.</w:t>
-      </w:r>
-    </w:p>
-    <w:p>
-      <w:pPr>
-        <w:spacing w:after="0" w:line="240" w:lineRule="auto"/>
-        <w:rPr>
-          <w:rFonts w:ascii="Times New Roman" w:eastAsia="Times New Roman" w:hAnsi="Times New Roman" w:cs="Times New Roman"/>
-          <w:kern w:val="0"/>
-          <w:lang w:eastAsia="ru-RU"/>
-          <w14:ligatures w14:val="none"/>
-        </w:rPr>
-      </w:pPr>
-    </w:p>
-    <w:p>
-      <w:pPr>
-        <w:spacing w:after="0" w:line="240" w:lineRule="auto"/>
-        <w:rPr>
-          <w:rFonts w:ascii="Times New Roman" w:eastAsia="Times New Roman" w:hAnsi="Times New Roman" w:cs="Times New Roman"/>
-          <w:color w:val="000000"/>
-          <w:kern w:val="0"/>
-          <w:sz w:val="22"/>
-          <w:szCs w:val="22"/>
-          <w:lang w:eastAsia="ru-RU"/>
-          <w14:ligatures w14:val="none"/>
-        </w:rPr>
-      </w:pPr>
-      <w:r>
-        <w:rPr>
-          <w:rFonts w:ascii="Times New Roman" w:eastAsia="Times New Roman" w:hAnsi="Times New Roman" w:cs="Times New Roman"/>
-          <w:color w:val="000000"/>
-          <w:kern w:val="0"/>
-          <w:sz w:val="22"/>
-          <w:szCs w:val="22"/>
-          <w:lang w:eastAsia="ru-RU"/>
-          <w14:ligatures w14:val="none"/>
-        </w:rPr>
-        <w:t>Я — Петербург. Я весь из ожиданий.</w:t>
-      </w:r>
-    </w:p>
-    <w:p>
-      <w:pPr>
-        <w:spacing w:after="0" w:line="240" w:lineRule="auto"/>
-        <w:rPr>
-          <w:rFonts w:ascii="Times New Roman" w:eastAsia="Times New Roman" w:hAnsi="Times New Roman" w:cs="Times New Roman"/>
-          <w:color w:val="000000"/>
-          <w:kern w:val="0"/>
-          <w:sz w:val="22"/>
-          <w:szCs w:val="22"/>
-          <w:lang w:eastAsia="ru-RU"/>
-          <w14:ligatures w14:val="none"/>
-        </w:rPr>
-      </w:pPr>
-      <w:r>
-        <w:rPr>
-          <w:rFonts w:ascii="Times New Roman" w:eastAsia="Times New Roman" w:hAnsi="Times New Roman" w:cs="Times New Roman"/>
-          <w:color w:val="000000"/>
-          <w:kern w:val="0"/>
-          <w:sz w:val="22"/>
-          <w:szCs w:val="22"/>
-          <w:lang w:eastAsia="ru-RU"/>
-          <w14:ligatures w14:val="none"/>
-        </w:rPr>
-        <w:t>Во мне звучит не гимн, а тишина.</w:t>
-      </w:r>
-    </w:p>
-    <w:p>
-      <w:pPr>
-        <w:spacing w:after="0" w:line="240" w:lineRule="auto"/>
-        <w:rPr>
-          <w:rFonts w:ascii="Times New Roman" w:eastAsia="Times New Roman" w:hAnsi="Times New Roman" w:cs="Times New Roman"/>
-          <w:color w:val="000000"/>
-          <w:kern w:val="0"/>
-          <w:sz w:val="22"/>
-          <w:szCs w:val="22"/>
-          <w:lang w:eastAsia="ru-RU"/>
-          <w14:ligatures w14:val="none"/>
-        </w:rPr>
-      </w:pPr>
-      <w:r>
-        <w:rPr>
-          <w:rFonts w:ascii="Times New Roman" w:eastAsia="Times New Roman" w:hAnsi="Times New Roman" w:cs="Times New Roman"/>
-          <w:color w:val="000000"/>
-          <w:kern w:val="0"/>
-          <w:sz w:val="22"/>
-          <w:szCs w:val="22"/>
-          <w:lang w:eastAsia="ru-RU"/>
-          <w14:ligatures w14:val="none"/>
-        </w:rPr>
-        <w:t>Я жду не праздника, не покаяний —</w:t>
-      </w:r>
-    </w:p>
-    <w:p>
-      <w:pPr>
-        <w:spacing w:after="0" w:line="240" w:lineRule="auto"/>
-        <w:rPr>
-          <w:rFonts w:ascii="Times New Roman" w:eastAsia="Times New Roman" w:hAnsi="Times New Roman" w:cs="Times New Roman"/>
-          <w:kern w:val="0"/>
-          <w:lang w:eastAsia="ru-RU"/>
-          <w14:ligatures w14:val="none"/>
-        </w:rPr>
-      </w:pPr>
-      <w:r>
-        <w:rPr>
-          <w:rFonts w:ascii="Times New Roman" w:eastAsia="Times New Roman" w:hAnsi="Times New Roman" w:cs="Times New Roman"/>
-          <w:color w:val="000000"/>
-          <w:kern w:val="0"/>
-          <w:sz w:val="22"/>
-          <w:szCs w:val="22"/>
-          <w:lang w:eastAsia="ru-RU"/>
-          <w14:ligatures w14:val="none"/>
-        </w:rPr>
-        <w:t>А Встрече быть, где ты и Бог — одна.</w:t>
-      </w:r>
-    </w:p>
-    <w:p>
-      <w:pPr>
-        <w:spacing w:after="0" w:line="240" w:lineRule="auto"/>
-        <w:rPr>
-          <w:rFonts w:ascii="Times New Roman" w:eastAsia="Times New Roman" w:hAnsi="Times New Roman" w:cs="Times New Roman"/>
-          <w:kern w:val="0"/>
-          <w:lang w:eastAsia="ru-RU"/>
-          <w14:ligatures w14:val="none"/>
-        </w:rPr>
-      </w:pPr>
-    </w:p>
-    <w:p>
-      <w:pPr>
-        <w:spacing w:after="0" w:line="240" w:lineRule="auto"/>
-        <w:rPr>
-          <w:rFonts w:ascii="Times New Roman" w:eastAsia="Times New Roman" w:hAnsi="Times New Roman" w:cs="Times New Roman"/>
-          <w:kern w:val="0"/>
-          <w:lang w:eastAsia="ru-RU"/>
-          <w14:ligatures w14:val="none"/>
-        </w:rPr>
-      </w:pPr>
-      <w:r>
-        <w:rPr>
-          <w:rFonts w:ascii="Times New Roman" w:eastAsia="Times New Roman" w:hAnsi="Times New Roman" w:cs="Times New Roman"/>
-          <w:color w:val="000000"/>
-          <w:kern w:val="0"/>
-          <w:sz w:val="22"/>
-          <w:szCs w:val="22"/>
-          <w:lang w:eastAsia="ru-RU"/>
-          <w14:ligatures w14:val="none"/>
-        </w:rPr>
-        <w:t>***</w:t>
-      </w:r>
-    </w:p>
-    <w:p>
-      <w:pPr>
-        <w:spacing w:after="0" w:line="240" w:lineRule="auto"/>
-        <w:rPr>
-          <w:rFonts w:ascii="Times New Roman" w:eastAsia="Times New Roman" w:hAnsi="Times New Roman" w:cs="Times New Roman"/>
-          <w:kern w:val="0"/>
-          <w:lang w:eastAsia="ru-RU"/>
-          <w14:ligatures w14:val="none"/>
-        </w:rPr>
-      </w:pPr>
-      <w:r>
-        <w:rPr>
-          <w:rFonts w:ascii="Times New Roman" w:eastAsia="Times New Roman" w:hAnsi="Times New Roman" w:cs="Times New Roman"/>
-          <w:b/>
-          <w:bCs/>
-          <w:color w:val="000000"/>
-          <w:kern w:val="0"/>
-          <w:sz w:val="22"/>
-          <w:szCs w:val="22"/>
-          <w:lang w:eastAsia="ru-RU"/>
-          <w14:ligatures w14:val="none"/>
-        </w:rPr>
         <w:t>(Христос отвечает Городу)</w:t>
       </w:r>
     </w:p>
@@ -3664,48 +3660,19 @@
     </w:p>
     <w:p>
       <w:pPr>
-        <w:spacing w:after="0" w:line="240" w:lineRule="auto"/>
-        <w:rPr>
-          <w:rFonts w:ascii="Times New Roman" w:eastAsia="Times New Roman" w:hAnsi="Times New Roman" w:cs="Times New Roman"/>
-          <w:color w:val="000000"/>
-          <w:kern w:val="0"/>
-          <w:sz w:val="22"/>
-          <w:szCs w:val="22"/>
-          <w:lang w:eastAsia="ru-RU"/>
-          <w14:ligatures w14:val="none"/>
-        </w:rPr>
-      </w:pPr>
-    </w:p>
-    <w:p>
-      <w:pPr>
-        <w:spacing w:after="0" w:line="240" w:lineRule="auto"/>
-        <w:rPr>
-          <w:rFonts w:ascii="Times New Roman" w:eastAsia="Times New Roman" w:hAnsi="Times New Roman" w:cs="Times New Roman"/>
-          <w:kern w:val="0"/>
-          <w:lang w:eastAsia="ru-RU"/>
-          <w14:ligatures w14:val="none"/>
-        </w:rPr>
-      </w:pPr>
-      <w:r>
-        <w:rPr>
-          <w:rFonts w:ascii="Times New Roman" w:eastAsia="Times New Roman" w:hAnsi="Times New Roman" w:cs="Times New Roman"/>
-          <w:kern w:val="0"/>
-          <w:lang w:eastAsia="ru-RU"/>
-          <w14:ligatures w14:val="none"/>
-        </w:rPr>
-        <w:t>22.10.2025</w:t>
-      </w:r>
-    </w:p>
-    <w:p>
-      <w:pPr>
-        <w:spacing w:after="0" w:line="240" w:lineRule="auto"/>
-        <w:rPr>
-          <w:rFonts w:ascii="Times New Roman" w:eastAsia="Times New Roman" w:hAnsi="Times New Roman" w:cs="Times New Roman"/>
-          <w:kern w:val="0"/>
-          <w:lang w:eastAsia="ru-RU"/>
-          <w14:ligatures w14:val="none"/>
-        </w:rPr>
-      </w:pPr>
+        <w:spacing w:before="200"/>
+        <w:rPr>
+          <w:i/>
+          <w:iCs/>
+        </w:rPr>
+      </w:pPr>
+      <w:r>
+        <w:rPr>
+          <w:i/>
+          <w:iCs/>
+        </w:rPr>
+        <w:t xml:space="preserve">22.10.2025, Сергей Панкратиус</w:t>
+      </w:r>
     </w:p>
     <w:sectPr>
       <w:pgSz w:w="11906" w:h="16838"/>
